--- a/lib/engine-v2/national/templates-official/hazmat-safety-supervisor.docx
+++ b/lib/engine-v2/national/templates-official/hazmat-safety-supervisor.docx
@@ -391,7 +391,7 @@
                 <w:color w:val="000000"/>
                 <w:u w:val="single"/>
               </w:rPr>
-              <w:t>氏　名</w:t>
+              <w:t xml:space="preserve">氏　名　{{submitterName}}</w:t>
             </w:r>
             <w:r>
               <w:rPr>
@@ -513,6 +513,9 @@
               </w:rPr>
             </w:pPr>
             <w:r>
+              <w:t xml:space="preserve">{{ownerAddress}}</w:t>
+            </w:r>
+            <w:r>
               <w:rPr>
                 <w:rFonts w:hint="eastAsia"/>
                 <w:color w:val="000000"/>
@@ -661,6 +664,9 @@
                 <w:color w:val="000000"/>
               </w:rPr>
             </w:pPr>
+            <w:r>
+              <w:t xml:space="preserve">{{ownerName}}</w:t>
+            </w:r>
           </w:p>
         </w:tc>
       </w:tr>
@@ -720,6 +726,9 @@
                 <w:color w:val="000000"/>
               </w:rPr>
             </w:pPr>
+            <w:r>
+              <w:t xml:space="preserve">{{facilityKind}}</w:t>
+            </w:r>
           </w:p>
         </w:tc>
         <w:tc>
@@ -784,6 +793,9 @@
                 <w:color w:val="000000"/>
               </w:rPr>
             </w:pPr>
+            <w:r>
+              <w:t xml:space="preserve">{{facilityCategory}}</w:t>
+            </w:r>
           </w:p>
         </w:tc>
       </w:tr>
@@ -866,7 +878,7 @@
               <w:rPr>
                 <w:color w:val="000000"/>
               </w:rPr>
-              <w:t xml:space="preserve">          </w:t>
+              <w:t xml:space="preserve">{{permitInfo}}</w:t>
             </w:r>
             <w:r>
               <w:rPr>
@@ -874,7 +886,7 @@
                 <w:color w:val="000000"/>
                 <w:lang w:eastAsia="zh-CN"/>
               </w:rPr>
-              <w:t>年　　　　月　　　　日　　第　　　　号</w:t>
+              <w:t xml:space="preserve"/>
             </w:r>
           </w:p>
         </w:tc>
@@ -936,6 +948,9 @@
                 <w:color w:val="000000"/>
               </w:rPr>
             </w:pPr>
+            <w:r>
+              <w:t xml:space="preserve">{{facilityLocation}}</w:t>
+            </w:r>
           </w:p>
         </w:tc>
       </w:tr>
@@ -1140,6 +1155,9 @@
                 <w:color w:val="000000"/>
               </w:rPr>
             </w:pPr>
+            <w:r>
+              <w:t xml:space="preserve">{{appointedName}}</w:t>
+            </w:r>
           </w:p>
         </w:tc>
         <w:tc>
@@ -1160,6 +1178,9 @@
                 <w:color w:val="000000"/>
               </w:rPr>
             </w:pPr>
+            <w:r>
+              <w:t xml:space="preserve">{{dismissedName}}</w:t>
+            </w:r>
           </w:p>
         </w:tc>
       </w:tr>
@@ -1308,6 +1329,9 @@
                 <w:color w:val="000000"/>
               </w:rPr>
             </w:pPr>
+            <w:r>
+              <w:t xml:space="preserve">{{appointedLicense}}</w:t>
+            </w:r>
           </w:p>
         </w:tc>
         <w:tc>
@@ -1329,6 +1353,9 @@
                 <w:color w:val="000000"/>
               </w:rPr>
             </w:pPr>
+            <w:r>
+              <w:t xml:space="preserve">{{dismissedLicense}}</w:t>
+            </w:r>
           </w:p>
         </w:tc>
       </w:tr>
@@ -1508,40 +1535,40 @@
               <w:rPr>
                 <w:color w:val="000000"/>
               </w:rPr>
-              <w:t xml:space="preserve">        </w:t>
-            </w:r>
-            <w:r>
-              <w:rPr>
-                <w:rFonts w:hint="eastAsia"/>
-                <w:color w:val="000000"/>
-              </w:rPr>
-              <w:t xml:space="preserve">年　</w:t>
-            </w:r>
-            <w:r>
-              <w:rPr>
-                <w:color w:val="000000"/>
-              </w:rPr>
-              <w:t xml:space="preserve"> </w:t>
-            </w:r>
-            <w:r>
-              <w:rPr>
-                <w:rFonts w:hint="eastAsia"/>
-                <w:color w:val="000000"/>
-              </w:rPr>
-              <w:t xml:space="preserve">　月</w:t>
-            </w:r>
-            <w:r>
-              <w:rPr>
-                <w:color w:val="000000"/>
-              </w:rPr>
-              <w:t xml:space="preserve"> </w:t>
-            </w:r>
-            <w:r>
-              <w:rPr>
-                <w:rFonts w:hint="eastAsia"/>
-                <w:color w:val="000000"/>
-              </w:rPr>
-              <w:t xml:space="preserve">　　日</w:t>
+              <w:t xml:space="preserve">{{appointmentDate}}</w:t>
+            </w:r>
+            <w:r>
+              <w:rPr>
+                <w:rFonts w:hint="eastAsia"/>
+                <w:color w:val="000000"/>
+              </w:rPr>
+              <w:t xml:space="preserve"/>
+            </w:r>
+            <w:r>
+              <w:rPr>
+                <w:color w:val="000000"/>
+              </w:rPr>
+              <w:t xml:space="preserve"/>
+            </w:r>
+            <w:r>
+              <w:rPr>
+                <w:rFonts w:hint="eastAsia"/>
+                <w:color w:val="000000"/>
+              </w:rPr>
+              <w:t xml:space="preserve"/>
+            </w:r>
+            <w:r>
+              <w:rPr>
+                <w:color w:val="000000"/>
+              </w:rPr>
+              <w:t xml:space="preserve"/>
+            </w:r>
+            <w:r>
+              <w:rPr>
+                <w:rFonts w:hint="eastAsia"/>
+                <w:color w:val="000000"/>
+              </w:rPr>
+              <w:t xml:space="preserve"/>
             </w:r>
           </w:p>
         </w:tc>
@@ -1568,40 +1595,40 @@
               <w:rPr>
                 <w:color w:val="000000"/>
               </w:rPr>
-              <w:t xml:space="preserve">        </w:t>
-            </w:r>
-            <w:r>
-              <w:rPr>
-                <w:rFonts w:hint="eastAsia"/>
-                <w:color w:val="000000"/>
-              </w:rPr>
-              <w:t xml:space="preserve">年　</w:t>
-            </w:r>
-            <w:r>
-              <w:rPr>
-                <w:color w:val="000000"/>
-              </w:rPr>
-              <w:t xml:space="preserve"> </w:t>
-            </w:r>
-            <w:r>
-              <w:rPr>
-                <w:rFonts w:hint="eastAsia"/>
-                <w:color w:val="000000"/>
-              </w:rPr>
-              <w:t xml:space="preserve">　月</w:t>
-            </w:r>
-            <w:r>
-              <w:rPr>
-                <w:color w:val="000000"/>
-              </w:rPr>
-              <w:t xml:space="preserve"> </w:t>
-            </w:r>
-            <w:r>
-              <w:rPr>
-                <w:rFonts w:hint="eastAsia"/>
-                <w:color w:val="000000"/>
-              </w:rPr>
-              <w:t xml:space="preserve">　　日</w:t>
+              <w:t xml:space="preserve">{{dismissalDate}}</w:t>
+            </w:r>
+            <w:r>
+              <w:rPr>
+                <w:rFonts w:hint="eastAsia"/>
+                <w:color w:val="000000"/>
+              </w:rPr>
+              <w:t xml:space="preserve"/>
+            </w:r>
+            <w:r>
+              <w:rPr>
+                <w:color w:val="000000"/>
+              </w:rPr>
+              <w:t xml:space="preserve"/>
+            </w:r>
+            <w:r>
+              <w:rPr>
+                <w:rFonts w:hint="eastAsia"/>
+                <w:color w:val="000000"/>
+              </w:rPr>
+              <w:t xml:space="preserve"/>
+            </w:r>
+            <w:r>
+              <w:rPr>
+                <w:color w:val="000000"/>
+              </w:rPr>
+              <w:t xml:space="preserve"/>
+            </w:r>
+            <w:r>
+              <w:rPr>
+                <w:rFonts w:hint="eastAsia"/>
+                <w:color w:val="000000"/>
+              </w:rPr>
+              <w:t xml:space="preserve"/>
             </w:r>
           </w:p>
         </w:tc>

--- a/lib/engine-v2/national/templates-official/hazmat-safety-supervisor.docx
+++ b/lib/engine-v2/national/templates-official/hazmat-safety-supervisor.docx
@@ -193,20 +193,7 @@
                 <w:rFonts w:hint="eastAsia"/>
                 <w:color w:val="000000"/>
               </w:rPr>
-              <w:t>年</w:t>
-            </w:r>
-            <w:r>
-              <w:rPr>
-                <w:color w:val="000000"/>
-              </w:rPr>
-              <w:t xml:space="preserve"> </w:t>
-            </w:r>
-            <w:r>
-              <w:rPr>
-                <w:rFonts w:hint="eastAsia"/>
-                <w:color w:val="000000"/>
-              </w:rPr>
-              <w:t xml:space="preserve">　月　　日</w:t>
+              <w:t xml:space="preserve">{{submitDate}}</w:t>
             </w:r>
           </w:p>
           <w:p>
@@ -331,24 +318,7 @@
                 <w:u w:val="single"/>
                 <w:lang w:eastAsia="zh-TW"/>
               </w:rPr>
-              <w:t xml:space="preserve">（電話　　　</w:t>
-            </w:r>
-            <w:r>
-              <w:rPr>
-                <w:color w:val="000000"/>
-                <w:u w:val="single"/>
-                <w:lang w:eastAsia="zh-TW"/>
-              </w:rPr>
-              <w:t xml:space="preserve">  </w:t>
-            </w:r>
-            <w:r>
-              <w:rPr>
-                <w:rFonts w:hint="eastAsia"/>
-                <w:color w:val="000000"/>
-                <w:u w:val="single"/>
-                <w:lang w:eastAsia="zh-TW"/>
-              </w:rPr>
-              <w:t>）</w:t>
+              <w:t xml:space="preserve">{{submitterPhone}}</w:t>
             </w:r>
           </w:p>
           <w:p>
@@ -567,7 +537,7 @@
                 <w:rFonts w:hint="eastAsia"/>
                 <w:color w:val="000000"/>
               </w:rPr>
-              <w:t xml:space="preserve">電話　{{submitterPhone}}</w:t>
+              <w:t xml:space="preserve">電話　{{ownerPhone}}</w:t>
             </w:r>
           </w:p>
         </w:tc>
@@ -1420,7 +1390,7 @@
               <w:rPr>
                 <w:color w:val="000000"/>
               </w:rPr>
-              <w:t xml:space="preserve"> </w:t>
+              <w:t xml:space="preserve"/>
             </w:r>
             <w:r>
               <w:rPr>
@@ -1433,7 +1403,7 @@
               <w:rPr>
                 <w:color w:val="000000"/>
               </w:rPr>
-              <w:t xml:space="preserve"> </w:t>
+              <w:t xml:space="preserve"/>
             </w:r>
             <w:r>
               <w:rPr>
@@ -1446,7 +1416,7 @@
               <w:rPr>
                 <w:color w:val="000000"/>
               </w:rPr>
-              <w:t xml:space="preserve"> </w:t>
+              <w:t xml:space="preserve"/>
             </w:r>
             <w:r>
               <w:rPr>
@@ -1459,7 +1429,7 @@
               <w:rPr>
                 <w:color w:val="000000"/>
               </w:rPr>
-              <w:t xml:space="preserve"> </w:t>
+              <w:t xml:space="preserve"/>
             </w:r>
             <w:r>
               <w:rPr>
@@ -1488,20 +1458,20 @@
               <w:rPr>
                 <w:color w:val="000000"/>
               </w:rPr>
-              <w:t xml:space="preserve">  </w:t>
-            </w:r>
-            <w:r>
-              <w:rPr>
-                <w:rFonts w:hint="eastAsia"/>
-                <w:color w:val="000000"/>
-              </w:rPr>
-              <w:t xml:space="preserve">　月</w:t>
-            </w:r>
-            <w:r>
-              <w:rPr>
-                <w:color w:val="000000"/>
-              </w:rPr>
-              <w:t xml:space="preserve">    </w:t>
+              <w:t xml:space="preserve"/>
+            </w:r>
+            <w:r>
+              <w:rPr>
+                <w:rFonts w:hint="eastAsia"/>
+                <w:color w:val="000000"/>
+              </w:rPr>
+              <w:t xml:space="preserve">月</w:t>
+            </w:r>
+            <w:r>
+              <w:rPr>
+                <w:color w:val="000000"/>
+              </w:rPr>
+              <w:t xml:space="preserve"/>
             </w:r>
             <w:r>
               <w:rPr>
@@ -1752,6 +1722,9 @@
                 <w:lang w:eastAsia="zh-TW"/>
               </w:rPr>
             </w:pPr>
+            <w:r>
+              <w:t xml:space="preserve">{{officialUseReceipt}}</w:t>
+            </w:r>
           </w:p>
         </w:tc>
         <w:tc>
@@ -1773,6 +1746,9 @@
                 <w:lang w:eastAsia="zh-TW"/>
               </w:rPr>
             </w:pPr>
+            <w:r>
+              <w:t xml:space="preserve">{{officialUseRemarks}}</w:t>
+            </w:r>
           </w:p>
         </w:tc>
       </w:tr>

--- a/lib/engine-v2/national/templates-official/hazmat-safety-supervisor.docx
+++ b/lib/engine-v2/national/templates-official/hazmat-safety-supervisor.docx
@@ -483,6 +483,10 @@
               </w:rPr>
             </w:pPr>
             <w:r>
+              <w:rPr>
+                <w:rFonts w:hint="eastAsia"/>
+                <w:color w:val="000000"/>
+              </w:rPr>
               <w:t xml:space="preserve">{{ownerAddress}}</w:t>
             </w:r>
             <w:r>

--- a/lib/engine-v2/national/templates-official/hazmat-safety-supervisor.docx
+++ b/lib/engine-v2/national/templates-official/hazmat-safety-supervisor.docx
@@ -301,24 +301,7 @@
                 <w:u w:val="single"/>
                 <w:lang w:eastAsia="zh-TW"/>
               </w:rPr>
-              <w:t>住　所</w:t>
-            </w:r>
-            <w:r>
-              <w:rPr>
-                <w:color w:val="000000"/>
-                <w:u w:val="single"/>
-                <w:lang w:eastAsia="zh-TW"/>
-              </w:rPr>
-              <w:t xml:space="preserve">              </w:t>
-            </w:r>
-            <w:r>
-              <w:rPr>
-                <w:rFonts w:hint="eastAsia"/>
-                <w:color w:val="000000"/>
-                <w:u w:val="single"/>
-                <w:lang w:eastAsia="zh-TW"/>
-              </w:rPr>
-              <w:t xml:space="preserve">{{submitterPhone}}</w:t>
+              <w:t xml:space="preserve">住　所　{{submitterAddress}}　（電話　{{submitterPhone}}）</w:t>
             </w:r>
           </w:p>
           <w:p>

--- a/lib/engine-v2/national/templates-official/hazmat-safety-supervisor.docx
+++ b/lib/engine-v2/national/templates-official/hazmat-safety-supervisor.docx
@@ -1,6 +1,1839 @@
 
-<file path=word/document.xml><?xml version="1.0" encoding="UTF-8" standalone="yes"?>
-<w:document xmlns:wpc="http://schemas.microsoft.com/office/word/2010/wordprocessingCanvas" xmlns:cx="http://schemas.microsoft.com/office/drawing/2014/chartex" xmlns:cx1="http://schemas.microsoft.com/office/drawing/2015/9/8/chartex" xmlns:cx2="http://schemas.microsoft.com/office/drawing/2015/10/21/chartex" xmlns:cx3="http://schemas.microsoft.com/office/drawing/2016/5/9/chartex" xmlns:cx4="http://schemas.microsoft.com/office/drawing/2016/5/10/chartex" xmlns:cx5="http://schemas.microsoft.com/office/drawing/2016/5/11/chartex" xmlns:cx6="http://schemas.microsoft.com/office/drawing/2016/5/12/chartex" xmlns:cx7="http://schemas.microsoft.com/office/drawing/2016/5/13/chartex" xmlns:cx8="http://schemas.microsoft.com/office/drawing/2016/5/14/chartex" xmlns:mc="http://schemas.openxmlformats.org/markup-compatibility/2006" xmlns:aink="http://schemas.microsoft.com/office/drawing/2016/ink" xmlns:am3d="http://schemas.microsoft.com/office/drawing/2017/model3d" xmlns:o="urn:schemas-microsoft-com:office:office" xmlns:oel="http://schemas.microsoft.com/office/2019/extlst" xmlns:r="http://schemas.openxmlformats.org/officeDocument/2006/relationships" xmlns:m="http://schemas.openxmlformats.org/officeDocument/2006/math" xmlns:v="urn:schemas-microsoft-com:vml" xmlns:wp14="http://schemas.microsoft.com/office/word/2010/wordprocessingDrawing" xmlns:wp="http://schemas.openxmlformats.org/drawingml/2006/wordprocessingDrawing" xmlns:w10="urn:schemas-microsoft-com:office:word" xmlns:w="http://schemas.openxmlformats.org/wordprocessingml/2006/main" xmlns:w14="http://schemas.microsoft.com/office/word/2010/wordml" xmlns:w15="http://schemas.microsoft.com/office/word/2012/wordml" xmlns:w16cex="http://schemas.microsoft.com/office/word/2018/wordml/cex" xmlns:w16cid="http://schemas.microsoft.com/office/word/2016/wordml/cid" xmlns:w16="http://schemas.microsoft.com/office/word/2018/wordml" xmlns:w16du="http://schemas.microsoft.com/office/word/2023/wordml/word16du" xmlns:w16sdtdh="http://schemas.microsoft.com/office/word/2020/wordml/sdtdatahash" xmlns:w16sdtfl="http://schemas.microsoft.com/office/word/2024/wordml/sdtformatlock" xmlns:w16se="http://schemas.microsoft.com/office/word/2015/wordml/symex" xmlns:wpg="http://schemas.microsoft.com/office/word/2010/wordprocessingGroup" xmlns:wpi="http://schemas.microsoft.com/office/word/2010/wordprocessingInk" xmlns:wne="http://schemas.microsoft.com/office/word/2006/wordml" xmlns:wps="http://schemas.microsoft.com/office/word/2010/wordprocessingShape" mc:Ignorable="w14 w15 w16se w16cid w16 w16cex w16sdtdh w16sdtfl w16du wp14"><w:body><w:p><w:r><w:rPr><w:color w:val="000000"/></w:rPr><w:t xml:space="preserve"> </w:t></w:r><w:r><w:rPr><w:rFonts w:ascii="ＭＳ ゴシック" w:eastAsia="ＭＳ ゴシック" w:hint="eastAsia"/><w:b/><w:color w:val="000000"/></w:rPr><w:t>様式第</w:t></w:r><w:r><w:rPr><w:rFonts w:ascii="ＭＳ ゴシック" w:eastAsia="ＭＳ ゴシック" w:hint="eastAsia"/><w:b/><w:color w:val="000000"/></w:rPr><w:t>20</w:t></w:r><w:r><w:rPr><w:rFonts w:hint="eastAsia"/><w:color w:val="000000"/></w:rPr><w:t>（第</w:t></w:r><w:r><w:rPr><w:rFonts w:hint="eastAsia"/><w:color w:val="000000"/></w:rPr><w:t>48</w:t></w:r><w:r><w:rPr><w:rFonts w:hint="eastAsia"/><w:color w:val="000000"/></w:rPr><w:t>条の</w:t></w:r><w:r><w:rPr><w:rFonts w:hint="eastAsia"/><w:color w:val="000000"/></w:rPr><w:t>3</w:t></w:r><w:r><w:rPr><w:rFonts w:hint="eastAsia"/><w:color w:val="000000"/></w:rPr><w:t>関係）</w:t></w:r></w:p><w:p/><w:p><w:r><w:rPr><w:color w:val="000000"/></w:rPr><w:t xml:space="preserve">     </w:t></w:r><w:r><w:rPr><w:rFonts w:hint="eastAsia"/><w:color w:val="000000"/></w:rPr><w:t xml:space="preserve">　　</w:t></w:r><w:r><w:rPr><w:color w:val="000000"/></w:rPr><w:t xml:space="preserve">              </w:t></w:r><w:r><w:rPr><w:rFonts w:hint="eastAsia"/><w:color w:val="000000"/></w:rPr><w:t>危険物保安監督者選任・解任届出書</w:t></w:r></w:p><w:tbl><w:tblPr><w:tblW w:w="0" w:type="auto"/><w:tblInd w:w="186" w:type="dxa"/><w:tblBorders><w:top w:val="single" w:sz="4" w:space="0" w:color="auto"/><w:left w:val="single" w:sz="4" w:space="0" w:color="auto"/><w:bottom w:val="single" w:sz="4" w:space="0" w:color="auto"/><w:right w:val="single" w:sz="4" w:space="0" w:color="auto"/><w:insideH w:val="single" w:sz="4" w:space="0" w:color="auto"/><w:insideV w:val="single" w:sz="4" w:space="0" w:color="auto"/></w:tblBorders><w:tblLayout w:type="fixed"/><w:tblCellMar><w:left w:w="52" w:type="dxa"/><w:right w:w="52" w:type="dxa"/></w:tblCellMar><w:tblLook w:val="0000" w:firstRow="0" w:lastRow="0" w:firstColumn="0" w:lastColumn="0" w:noHBand="0" w:noVBand="0"/></w:tblPr><w:tblGrid><w:gridCol w:w="575"/><w:gridCol w:w="770"/><w:gridCol w:w="1640"/><w:gridCol w:w="2662"/><w:gridCol w:w="1076"/><w:gridCol w:w="807"/><w:gridCol w:w="2689"/></w:tblGrid><w:tr><w:tblPrEx><w:tblCellMar><w:top w:w="0" w:type="dxa"/><w:bottom w:w="0" w:type="dxa"/></w:tblCellMar></w:tblPrEx><w:trPr><w:trHeight w:val="2329"/></w:trPr><w:tc><w:tcPr><w:tcW w:w="10219" w:type="dxa"/><w:gridSpan w:val="7"/><w:tcBorders><w:top w:val="single" w:sz="4" w:space="0" w:color="000000"/><w:left w:val="single" w:sz="4" w:space="0" w:color="000000"/><w:bottom w:val="nil"/><w:right w:val="single" w:sz="4" w:space="0" w:color="000000"/></w:tcBorders></w:tcPr><w:p><w:pPr><w:spacing w:line="292" w:lineRule="atLeast"/><w:rPr><w:color w:val="000000"/></w:rPr></w:pPr></w:p><w:p><w:pPr><w:spacing w:line="292" w:lineRule="atLeast"/><w:ind w:firstLineChars="500" w:firstLine="1315"/><w:rPr><w:color w:val="000000"/></w:rPr></w:pPr><w:r><w:rPr><w:color w:val="000000"/></w:rPr><w:t xml:space="preserve">　</w:t></w:r>:r><w:rPr><w:rFonts w:hint="eastAsia"/><w:color w:val="000000"/></w:rPr><w:t xml:space="preserve">{{submitDate}}</w:t></w:r></w:p><w:p><w:pPr><w:spacing w:line="292" w:lineRule="atLeast"/><w:ind w:firstLineChars="100" w:firstLine="263"/><w:rPr><w:rFonts w:hint="eastAsia"/><w:color w:val="000000"/></w:rPr></w:pPr><w:r><w:rPr><w:rFonts w:hint="eastAsia"/><w:color w:val="000000"/></w:rPr><w:t>{{municipality}}　{{recipientTitle}}　殿</w:t></w:r></w:p><w:p><w:pPr><w:spacing w:line="292" w:lineRule="atLeast"/><w:rPr><w:color w:val="000000"/><w:lang w:eastAsia="zh-TW"/></w:rPr></w:pPr><w:r><w:rPr><w:color w:val="000000"/></w:rPr><w:t xml:space="preserve">   </w:t></w:r><w:r><w:rPr><w:rFonts w:hint="eastAsia"/><w:color w:val="000000"/><w:lang w:eastAsia="zh-TW"/></w:rPr><w:t>届　出　者</w:t></w:r></w:p><w:p><w:pPr><w:spacing w:line="292" w:lineRule="atLeast"/><w:rPr><w:color w:val="000000"/><w:u w:val="single"/><w:lang w:eastAsia="zh-TW"/></w:rPr></w:pPr><w:r><w:rPr><w:color w:val="000000"/><w:lang w:eastAsia="zh-TW"/></w:rPr><w:t xml:space="preserve">　</w:t></w:r><w:r><w:rPr><w:rFonts w:hint="eastAsia"/><w:color w:val="000000"/><w:u w:val="single"/><w:lang w:eastAsia="zh-TW"/></w:rPr><w:t xml:space="preserve">住　所　{{submitterAddress}}　（電話　{{submitterPhone}}）</w:t></w:r></w:p><w:p><w:pPr><w:spacing w:line="292" w:lineRule="atLeast"/><w:rPr><w:color w:val="000000"/><w:u w:val="single"/><w:lang w:eastAsia="zh-TW"/></w:rPr></w:pPr></w:p><w:p><w:pPr><w:spacing w:line="292" w:lineRule="atLeast"/><w:rPr><w:rFonts w:hint="eastAsia"/><w:color w:val="000000"/><w:u w:val="single"/></w:rPr></w:pPr><w:r><w:rPr><w:color w:val="000000"/><w:lang w:eastAsia="zh-TW"/></w:rPr><w:t xml:space="preserve"> </w:t></w:r><w:r><w:rPr><w:rFonts w:hint="eastAsia"/><w:color w:val="000000"/><w:u w:val="single"/></w:rPr><w:t xml:space="preserve">氏　名　{{submitterName}}</w:t></w:r><w:r><w:rPr><w:color w:val="000000"/><w:u w:val="single"/></w:rPr><w:t xml:space="preserve">　</w:t></w:r></w:p></w:tc></w:tr><w:tr><w:tblPrEx><w:tblCellMar><w:top w:w="0" w:type="dxa"/><w:bottom w:w="0" w:type="dxa"/></w:tblCellMar></w:tblPrEx><w:trPr><w:cantSplit/><w:trHeight w:val="870"/></w:trPr><w:tc><w:tcPr><w:tcW w:w="1345" w:type="dxa"/><w:gridSpan w:val="2"/><w:vMerge w:val="restart"/><w:tcBorders><w:top w:val="single" w:sz="4" w:space="0" w:color="000000"/><w:left w:val="single" w:sz="4" w:space="0" w:color="000000"/><w:bottom w:val="nil"/><w:right w:val="single" w:sz="4" w:space="0" w:color="000000"/></w:tcBorders><w:vAlign w:val="center"/></w:tcPr><w:p><w:pPr><w:spacing w:line="292" w:lineRule="atLeast"/><w:jc w:val="distribute"/><w:rPr><w:color w:val="000000"/></w:rPr></w:pPr><w:r><w:rPr><w:rFonts w:hint="eastAsia"/><w:color w:val="000000"/></w:rPr><w:t>設</w:t></w:r><w:r><w:rPr><w:color w:val="000000"/></w:rPr><w:t xml:space="preserve"> </w:t></w:r><w:r><w:rPr><w:rFonts w:hint="eastAsia"/><w:color w:val="000000"/></w:rPr><w:t>置</w:t></w:r><w:r><w:rPr><w:color w:val="000000"/></w:rPr><w:t xml:space="preserve"> </w:t></w:r><w:r><w:rPr><w:rFonts w:hint="eastAsia"/><w:color w:val="000000"/></w:rPr><w:t>者</w:t></w:r></w:p></w:tc><w:tc><w:tcPr><w:tcW w:w="1640" w:type="dxa"/><w:tcBorders><w:top w:val="single" w:sz="4" w:space="0" w:color="000000"/><w:left w:val="single" w:sz="4" w:space="0" w:color="000000"/><w:bottom w:val="nil"/><w:right w:val="single" w:sz="4" w:space="0" w:color="000000"/></w:tcBorders><w:vAlign w:val="center"/></w:tcPr><w:p><w:pPr><w:spacing w:line="292" w:lineRule="atLeast"/><w:jc w:val="distribute"/><w:rPr><w:color w:val="000000"/></w:rPr></w:pPr><w:r><w:rPr><w:rFonts w:hint="eastAsia"/><w:color w:val="000000"/></w:rPr><w:t xml:space="preserve">{{ownerAddress}}</w:t></w:r><w:r><w:rPr><w:rFonts w:hint="eastAsia"/><w:color w:val="000000"/></w:rPr><w:t>住</w:t></w:r><w:r><w:rPr><w:color w:val="000000"/></w:rPr><w:t xml:space="preserve">  </w:t></w:r><w:r><w:rPr><w:rFonts w:hint="eastAsia"/><w:color w:val="000000"/></w:rPr><w:t xml:space="preserve">　　所</w:t></w:r></w:p></w:tc><w:tc><w:tcPr><w:tcW w:w="7234" w:type="dxa"/><w:gridSpan w:val="4"/><w:tcBorders><w:top w:val="single" w:sz="4" w:space="0" w:color="000000"/><w:left w:val="single" w:sz="4" w:space="0" w:color="000000"/><w:bottom w:val="nil"/><w:right w:val="single" w:sz="4" w:space="0" w:color="000000"/></w:tcBorders><w:vAlign w:val="center"/></w:tcPr><w:p><w:pPr><w:spacing w:line="292" w:lineRule="atLeast"/><w:rPr><w:color w:val="000000"/></w:rPr></w:pPr><w:r><w:rPr><w:color w:val="000000"/></w:rPr><w:t xml:space="preserve"> </w:t></w:r><w:r><w:rPr><w:rFonts w:hint="eastAsia"/><w:color w:val="000000"/></w:rPr><w:t xml:space="preserve">電話　{{ownerPhone}}</w:t></w:r></w:p></w:tc></w:tr><w:tr><w:tblPrEx><w:tblCellMar><w:top w:w="0" w:type="dxa"/><w:bottom w:w="0" w:type="dxa"/></w:tblCellMar></w:tblPrEx><w:trPr><w:cantSplit/><w:trHeight w:val="870"/></w:trPr><w:tc><w:tcPr><w:tcW w:w="1345" w:type="dxa"/><w:gridSpan w:val="2"/><w:vMerge/><w:tcBorders><w:top w:val="nil"/><w:left w:val="single" w:sz="4" w:space="0" w:color="000000"/><w:bottom w:val="nil"/><w:right w:val="single" w:sz="4" w:space="0" w:color="000000"/></w:tcBorders><w:vAlign w:val="center"/></w:tcPr><w:p><w:pPr><w:jc w:val="distribute"/><w:rPr><w:color w:val="000000"/></w:rPr></w:pPr></w:p></w:tc><w:tc><w:tcPr><w:tcW w:w="1640" w:type="dxa"/><w:tcBorders><w:top w:val="single" w:sz="4" w:space="0" w:color="000000"/><w:left w:val="single" w:sz="4" w:space="0" w:color="000000"/><w:bottom w:val="nil"/><w:right w:val="single" w:sz="4" w:space="0" w:color="000000"/></w:tcBorders><w:vAlign w:val="center"/></w:tcPr><w:p><w:pPr><w:spacing w:line="292" w:lineRule="atLeast"/><w:jc w:val="distribute"/><w:rPr><w:color w:val="000000"/></w:rPr></w:pPr><w:r><w:rPr><w:rFonts w:hint="eastAsia"/><w:color w:val="000000"/></w:rPr><w:t xml:space="preserve">氏　</w:t></w:r><w:r><w:rPr><w:color w:val="000000"/></w:rPr><w:t xml:space="preserve">    </w:t></w:r><w:r><w:rPr><w:rFonts w:hint="eastAsia"/><w:color w:val="000000"/></w:rPr><w:t>名</w:t></w:r></w:p></w:tc><w:tc><w:tcPr><w:tcW w:w="7234" w:type="dxa"/><w:gridSpan w:val="4"/><w:tcBorders><w:top w:val="single" w:sz="4" w:space="0" w:color="000000"/><w:left w:val="single" w:sz="4" w:space="0" w:color="000000"/><w:bottom w:val="nil"/><w:right w:val="single" w:sz="4" w:space="0" w:color="000000"/></w:tcBorders></w:tcPr><w:p><w:pPr><w:spacing w:line="292" w:lineRule="atLeast"/><w:rPr><w:color w:val="000000"/></w:rPr></w:pPr><w:r><w:t xml:space="preserve">{{ownerName}}</w:t></w:r></w:p></w:tc></w:tr><w:tr><w:tblPrEx><w:tblCellMar><w:top w:w="0" w:type="dxa"/><w:bottom w:w="0" w:type="dxa"/></w:tblCellMar></w:tblPrEx><w:trPr><w:trHeight w:val="870"/></w:trPr><w:tc><w:tcPr><w:tcW w:w="2985" w:type="dxa"/><w:gridSpan w:val="3"/><w:tcBorders><w:top w:val="single" w:sz="4" w:space="0" w:color="000000"/><w:left w:val="single" w:sz="4" w:space="0" w:color="000000"/><w:bottom w:val="nil"/><w:right w:val="single" w:sz="4" w:space="0" w:color="000000"/></w:tcBorders><w:vAlign w:val="center"/></w:tcPr><w:p><w:pPr><w:spacing w:line="292" w:lineRule="atLeast"/><w:jc w:val="distribute"/><w:rPr><w:color w:val="000000"/></w:rPr></w:pPr><w:r><w:rPr><w:rFonts w:hint="eastAsia"/><w:color w:val="000000"/></w:rPr><w:t>製造所等の別</w:t></w:r></w:p></w:tc><w:tc><w:tcPr><w:tcW w:w="2662" w:type="dxa"/><w:tcBorders><w:top w:val="single" w:sz="4" w:space="0" w:color="000000"/><w:left w:val="single" w:sz="4" w:space="0" w:color="000000"/><w:bottom w:val="nil"/><w:right w:val="single" w:sz="4" w:space="0" w:color="000000"/></w:tcBorders></w:tcPr><w:p><w:pPr><w:spacing w:line="292" w:lineRule="atLeast"/><w:rPr><w:color w:val="000000"/></w:rPr></w:pPr><w:r><w:t xml:space="preserve">{{facilityKind}}</w:t></w:r></w:p></w:tc><w:tc><w:tcPr><w:tcW w:w="1883" w:type="dxa"/><w:gridSpan w:val="2"/><w:tcBorders><w:top w:val="single" w:sz="4" w:space="0" w:color="000000"/><w:left w:val="single" w:sz="4" w:space="0" w:color="000000"/><w:bottom w:val="nil"/><w:right w:val="single" w:sz="4" w:space="0" w:color="000000"/></w:tcBorders><w:vAlign w:val="center"/></w:tcPr><w:p><w:pPr><w:spacing w:line="292" w:lineRule="atLeast"/><w:jc w:val="distribute"/><w:rPr><w:color w:val="000000"/></w:rPr></w:pPr><w:r><w:rPr><w:rFonts w:hint="eastAsia"/><w:color w:val="000000"/></w:rPr><w:t>貯蔵所又は取</w:t></w:r></w:p><w:p><w:pPr><w:spacing w:line="292" w:lineRule="atLeast"/><w:jc w:val="distribute"/><w:rPr><w:color w:val="000000"/></w:rPr></w:pPr><w:r><w:rPr><w:rFonts w:hint="eastAsia"/><w:color w:val="000000"/></w:rPr><w:t>扱所の区分</w:t></w:r></w:p></w:tc><w:tc><w:tcPr><w:tcW w:w="2689" w:type="dxa"/><w:tcBorders><w:top w:val="single" w:sz="4" w:space="0" w:color="000000"/><w:left w:val="single" w:sz="4" w:space="0" w:color="000000"/><w:bottom w:val="nil"/><w:right w:val="single" w:sz="4" w:space="0" w:color="000000"/></w:tcBorders></w:tcPr><w:p><w:pPr><w:spacing w:line="292" w:lineRule="atLeast"/><w:rPr><w:color w:val="000000"/></w:rPr></w:pPr><w:r><w:t xml:space="preserve">{{facilityCategory}}</w:t></w:r></w:p></w:tc></w:tr><w:tr><w:tblPrEx><w:tblCellMar><w:top w:w="0" w:type="dxa"/><w:bottom w:w="0" w:type="dxa"/></w:tblCellMar></w:tblPrEx><w:trPr><w:trHeight w:val="870"/></w:trPr><w:tc><w:tcPr><w:tcW w:w="2985" w:type="dxa"/><w:gridSpan w:val="3"/><w:tcBorders><w:top w:val="single" w:sz="4" w:space="0" w:color="000000"/><w:left w:val="single" w:sz="4" w:space="0" w:color="000000"/><w:bottom w:val="nil"/><w:right w:val="single" w:sz="4" w:space="0" w:color="000000"/></w:tcBorders><w:vAlign w:val="center"/></w:tcPr><w:p><w:pPr><w:spacing w:line="292" w:lineRule="atLeast"/><w:jc w:val="distribute"/><w:rPr><w:color w:val="000000"/></w:rPr></w:pPr><w:r><w:rPr><w:rFonts w:hint="eastAsia"/><w:color w:val="000000"/></w:rPr><w:t>設置の許可年月日</w:t></w:r></w:p><w:p><w:pPr><w:spacing w:line="292" w:lineRule="atLeast"/><w:jc w:val="distribute"/><w:rPr><w:color w:val="000000"/></w:rPr></w:pPr><w:r><w:rPr><w:rFonts w:hint="eastAsia"/><w:color w:val="000000"/></w:rPr><w:t>及び許可番号</w:t></w:r></w:p></w:tc><w:tc><w:tcPr><w:tcW w:w="7234" w:type="dxa"/><w:gridSpan w:val="4"/><w:tcBorders><w:top w:val="single" w:sz="4" w:space="0" w:color="000000"/><w:left w:val="single" w:sz="4" w:space="0" w:color="000000"/><w:bottom w:val="nil"/><w:right w:val="single" w:sz="4" w:space="0" w:color="000000"/></w:tcBorders><w:vAlign w:val="center"/></w:tcPr><w:p><w:pPr><w:spacing w:line="292" w:lineRule="atLeast"/><w:rPr><w:color w:val="000000"/><w:lang w:eastAsia="zh-CN"/></w:rPr></w:pPr><w:r><w:rPr><w:color w:val="000000"/></w:rPr><w:t xml:space="preserve">{{permitInfo}}</w:t></w:r><w:r><w:rPr><w:rFonts w:hint="eastAsia"/><w:color w:val="000000"/><w:lang w:eastAsia="zh-CN"/></w:rPr><w:t xml:space="preserve"></w:t></w:r></w:p></w:tc></w:tr><w:tr><w:tblPrEx><w:tblCellMar><w:top w:w="0" w:type="dxa"/><w:bottom w:w="0" w:type="dxa"/></w:tblCellMar></w:tblPrEx><w:trPr><w:trHeight w:val="870"/></w:trPr><w:tc><w:tcPr><w:tcW w:w="2985" w:type="dxa"/><w:gridSpan w:val="3"/><w:tcBorders><w:top w:val="single" w:sz="4" w:space="0" w:color="000000"/><w:left w:val="single" w:sz="4" w:space="0" w:color="000000"/><w:bottom w:val="nil"/><w:right w:val="single" w:sz="4" w:space="0" w:color="000000"/></w:tcBorders><w:vAlign w:val="center"/></w:tcPr><w:p><w:pPr><w:spacing w:line="292" w:lineRule="atLeast"/><w:jc w:val="distribute"/><w:rPr><w:color w:val="000000"/></w:rPr></w:pPr><w:r><w:rPr><w:rFonts w:hint="eastAsia"/><w:color w:val="000000"/></w:rPr><w:t>設置場所</w:t></w:r></w:p></w:tc><w:tc><w:tcPr><w:tcW w:w="7234" w:type="dxa"/><w:gridSpan w:val="4"/><w:tcBorders><w:top w:val="single" w:sz="4" w:space="0" w:color="000000"/><w:left w:val="single" w:sz="4" w:space="0" w:color="000000"/><w:bottom w:val="nil"/><w:right w:val="single" w:sz="4" w:space="0" w:color="000000"/></w:tcBorders></w:tcPr><w:p><w:pPr><w:spacing w:line="292" w:lineRule="atLeast"/><w:rPr><w:color w:val="000000"/></w:rPr></w:pPr><w:r><w:t xml:space="preserve">{{facilityLocation}}</w:t></w:r></w:p></w:tc></w:tr><w:tr><w:tblPrEx><w:tblCellMar><w:top w:w="0" w:type="dxa"/><w:bottom w:w="0" w:type="dxa"/></w:tblCellMar></w:tblPrEx><w:trPr><w:trHeight w:val="870"/></w:trPr><w:tc><w:tcPr><w:tcW w:w="2985" w:type="dxa"/><w:gridSpan w:val="3"/><w:tcBorders><w:top w:val="single" w:sz="4" w:space="0" w:color="000000"/><w:left w:val="single" w:sz="4" w:space="0" w:color="000000"/><w:bottom w:val="nil"/><w:right w:val="single" w:sz="4" w:space="0" w:color="000000"/></w:tcBorders><w:vAlign w:val="center"/></w:tcPr><w:p><w:pPr><w:spacing w:line="292" w:lineRule="atLeast"/><w:jc w:val="distribute"/><w:rPr><w:color w:val="000000"/></w:rPr></w:pPr><w:r><w:rPr><w:rFonts w:hint="eastAsia"/><w:color w:val="000000"/></w:rPr><w:t>区　　　　　　　分</w:t></w:r></w:p></w:tc><w:tc><w:tcPr><w:tcW w:w="3738" w:type="dxa"/><w:gridSpan w:val="2"/><w:tcBorders><w:top w:val="single" w:sz="4" w:space="0" w:color="000000"/><w:left w:val="single" w:sz="4" w:space="0" w:color="000000"/><w:bottom w:val="nil"/><w:right w:val="single" w:sz="4" w:space="0" w:color="000000"/></w:tcBorders><w:vAlign w:val="center"/></w:tcPr><w:p><w:pPr><w:spacing w:line="292" w:lineRule="atLeast"/><w:rPr><w:color w:val="000000"/><w:lang w:eastAsia="zh-TW"/></w:rPr></w:pPr><w:r><w:rPr><w:color w:val="000000"/><w:lang w:eastAsia="zh-TW"/></w:rPr><w:t xml:space="preserve">  </w:t></w:r><w:r><w:rPr><w:rFonts w:hint="eastAsia"/><w:color w:val="000000"/><w:lang w:eastAsia="zh-TW"/></w:rPr><w:t>選　　　　　　　　任</w:t></w:r></w:p></w:tc><w:tc><w:tcPr><w:tcW w:w="3496" w:type="dxa"/><w:gridSpan w:val="2"/><w:tcBorders><w:top w:val="single" w:sz="4" w:space="0" w:color="000000"/><w:left w:val="single" w:sz="4" w:space="0" w:color="000000"/><w:bottom w:val="nil"/><w:right w:val="single" w:sz="4" w:space="0" w:color="000000"/></w:tcBorders><w:vAlign w:val="center"/></w:tcPr><w:p><w:pPr><w:spacing w:line="292" w:lineRule="atLeast"/><w:rPr><w:color w:val="000000"/></w:rPr></w:pPr><w:r><w:rPr><w:color w:val="000000"/><w:lang w:eastAsia="zh-TW"/></w:rPr><w:t xml:space="preserve">  </w:t></w:r><w:r><w:rPr><w:rFonts w:hint="eastAsia"/><w:color w:val="000000"/></w:rPr><w:t>解　　　　　　　　任</w:t></w:r></w:p></w:tc></w:tr><w:tr><w:tblPrEx><w:tblCellMar><w:top w:w="0" w:type="dxa"/><w:bottom w:w="0" w:type="dxa"/></w:tblCellMar></w:tblPrEx><w:trPr><w:cantSplit/><w:trHeight w:val="870"/></w:trPr><w:tc><w:tcPr><w:tcW w:w="575" w:type="dxa"/><w:vMerge w:val="restart"/><w:tcBorders><w:top w:val="single" w:sz="4" w:space="0" w:color="000000"/><w:left w:val="single" w:sz="4" w:space="0" w:color="000000"/><w:bottom w:val="nil"/><w:right w:val="single" w:sz="4" w:space="0" w:color="000000"/></w:tcBorders><w:textDirection w:val="tbRlV"/><w:vAlign w:val="center"/></w:tcPr><w:p><w:pPr><w:spacing w:line="292" w:lineRule="atLeast"/><w:ind w:left="113" w:right="113"/><w:jc w:val="distribute"/><w:rPr><w:color w:val="000000"/></w:rPr></w:pPr><w:r><w:rPr><w:rFonts w:hint="eastAsia"/><w:color w:val="000000"/></w:rPr><w:t>危険物保安監督者</w:t></w:r></w:p></w:tc><w:tc><w:tcPr><w:tcW w:w="2410" w:type="dxa"/><w:gridSpan w:val="2"/><w:tcBorders><w:top w:val="single" w:sz="4" w:space="0" w:color="000000"/><w:left w:val="single" w:sz="4" w:space="0" w:color="000000"/><w:bottom w:val="nil"/><w:right w:val="single" w:sz="4" w:space="0" w:color="000000"/></w:tcBorders><w:vAlign w:val="center"/></w:tcPr><w:p><w:pPr><w:spacing w:line="292" w:lineRule="atLeast"/><w:jc w:val="distribute"/><w:rPr><w:color w:val="000000"/></w:rPr></w:pPr><w:r><w:rPr><w:rFonts w:hint="eastAsia"/><w:color w:val="000000"/></w:rPr><w:t>氏　　　　　名</w:t></w:r></w:p></w:tc><w:tc><w:tcPr><w:tcW w:w="3738" w:type="dxa"/><w:gridSpan w:val="2"/><w:tcBorders><w:top w:val="single" w:sz="4" w:space="0" w:color="000000"/><w:left w:val="single" w:sz="4" w:space="0" w:color="000000"/><w:bottom w:val="nil"/><w:right w:val="single" w:sz="4" w:space="0" w:color="000000"/></w:tcBorders></w:tcPr><w:p><w:pPr><w:spacing w:line="292" w:lineRule="atLeast"/><w:rPr><w:color w:val="000000"/></w:rPr></w:pPr><w:r><w:t xml:space="preserve">{{appointedName}}</w:t></w:r></w:p></w:tc><w:tc><w:tcPr><w:tcW w:w="3496" w:type="dxa"/><w:gridSpan w:val="2"/><w:tcBorders><w:top w:val="single" w:sz="4" w:space="0" w:color="000000"/><w:left w:val="single" w:sz="4" w:space="0" w:color="000000"/><w:bottom w:val="nil"/><w:right w:val="single" w:sz="4" w:space="0" w:color="000000"/></w:tcBorders></w:tcPr><w:p><w:pPr><w:spacing w:line="292" w:lineRule="atLeast"/><w:rPr><w:color w:val="000000"/></w:rPr></w:pPr><w:r><w:t xml:space="preserve">{{dismissedName}}</w:t></w:r></w:p></w:tc></w:tr><w:tr><w:tblPrEx><w:tblCellMar><w:top w:w="0" w:type="dxa"/><w:bottom w:w="0" w:type="dxa"/></w:tblCellMar></w:tblPrEx><w:trPr><w:cantSplit/><w:trHeight w:val="870"/></w:trPr><w:tc><w:tcPr><w:tcW w:w="575" w:type="dxa"/><w:vMerge/><w:tcBorders><w:top w:val="nil"/><w:left w:val="single" w:sz="4" w:space="0" w:color="000000"/><w:bottom w:val="nil"/><w:right w:val="single" w:sz="4" w:space="0" w:color="000000"/></w:tcBorders></w:tcPr><w:p><w:pPr><w:rPr><w:color w:val="000000"/></w:rPr></w:pPr></w:p></w:tc><w:tc><w:tcPr><w:tcW w:w="2410" w:type="dxa"/><w:gridSpan w:val="2"/><w:tcBorders><w:top w:val="single" w:sz="4" w:space="0" w:color="000000"/><w:left w:val="single" w:sz="4" w:space="0" w:color="000000"/><w:bottom w:val="nil"/><w:right w:val="single" w:sz="4" w:space="0" w:color="000000"/></w:tcBorders><w:vAlign w:val="center"/></w:tcPr><w:p><w:pPr><w:spacing w:line="292" w:lineRule="atLeast"/><w:jc w:val="distribute"/><w:rPr><w:color w:val="000000"/></w:rPr></w:pPr><w:r><w:rPr><w:rFonts w:hint="eastAsia"/><w:color w:val="000000"/></w:rPr><w:t>危険物取扱者</w:t></w:r></w:p><w:p><w:pPr><w:spacing w:line="292" w:lineRule="atLeast"/><w:jc w:val="distribute"/><w:rPr><w:color w:val="000000"/></w:rPr></w:pPr><w:r><w:rPr><w:rFonts w:hint="eastAsia"/><w:color w:val="000000"/></w:rPr><w:t>免</w:t></w:r><w:r><w:rPr><w:color w:val="000000"/></w:rPr><w:t xml:space="preserve"> </w:t></w:r><w:r><w:rPr><w:rFonts w:hint="eastAsia"/><w:color w:val="000000"/></w:rPr><w:t>状</w:t></w:r><w:r><w:rPr><w:color w:val="000000"/></w:rPr><w:t xml:space="preserve"> </w:t></w:r><w:r><w:rPr><w:rFonts w:hint="eastAsia"/><w:color w:val="000000"/></w:rPr><w:t>の</w:t></w:r><w:r><w:rPr><w:color w:val="000000"/></w:rPr><w:t xml:space="preserve"> </w:t></w:r><w:r><w:rPr><w:rFonts w:hint="eastAsia"/><w:color w:val="000000"/></w:rPr><w:t>種</w:t></w:r><w:r><w:rPr><w:color w:val="000000"/></w:rPr><w:t xml:space="preserve"> </w:t></w:r><w:r><w:rPr><w:rFonts w:hint="eastAsia"/><w:color w:val="000000"/></w:rPr><w:t>類</w:t></w:r></w:p></w:tc><w:tc><w:tcPr><w:tcW w:w="3738" w:type="dxa"/><w:gridSpan w:val="2"/><w:tcBorders><w:top w:val="single" w:sz="4" w:space="0" w:color="000000"/><w:left w:val="single" w:sz="4" w:space="0" w:color="000000"/><w:bottom w:val="nil"/><w:right w:val="single" w:sz="4" w:space="0" w:color="000000"/></w:tcBorders></w:tcPr><w:p><w:pPr><w:spacing w:line="292" w:lineRule="atLeast"/><w:rPr><w:color w:val="000000"/></w:rPr></w:pPr><w:r><w:t xml:space="preserve">{{appointedLicense}}</w:t></w:r></w:p></w:tc><w:tc><w:tcPr><w:tcW w:w="3496" w:type="dxa"/><w:gridSpan w:val="2"/><w:tcBorders><w:top w:val="single" w:sz="4" w:space="0" w:color="000000"/><w:left w:val="single" w:sz="4" w:space="0" w:color="000000"/><w:bottom w:val="nil"/><w:right w:val="single" w:sz="4" w:space="0" w:color="000000"/><w:tr2bl w:val="single" w:sz="4" w:space="0" w:color="auto"/></w:tcBorders></w:tcPr><w:p><w:pPr><w:spacing w:line="292" w:lineRule="atLeast"/><w:rPr><w:color w:val="000000"/></w:rPr></w:pPr><w:r><w:t xml:space="preserve">{{dismissedLicense}}</w:t></w:r></w:p></w:tc></w:tr><w:tr><w:tblPrEx><w:tblCellMar><w:top w:w="0" w:type="dxa"/><w:bottom w:w="0" w:type="dxa"/></w:tblCellMar></w:tblPrEx><w:trPr><w:cantSplit/><w:trHeight w:val="870"/></w:trPr><w:tc><w:tcPr><w:tcW w:w="575" w:type="dxa"/><w:vMerge/><w:tcBorders><w:top w:val="nil"/><w:left w:val="single" w:sz="4" w:space="0" w:color="000000"/><w:bottom w:val="nil"/><w:right w:val="single" w:sz="4" w:space="0" w:color="000000"/></w:tcBorders></w:tcPr><w:p><w:pPr><w:rPr><w:color w:val="000000"/></w:rPr></w:pPr></w:p></w:tc><w:tc><w:tcPr><w:tcW w:w="2410" w:type="dxa"/><w:gridSpan w:val="2"/><w:tcBorders><w:top w:val="single" w:sz="4" w:space="0" w:color="000000"/><w:left w:val="single" w:sz="4" w:space="0" w:color="000000"/><w:bottom w:val="nil"/><w:right w:val="single" w:sz="4" w:space="0" w:color="000000"/></w:tcBorders><w:vAlign w:val="center"/></w:tcPr><w:p><w:pPr><w:spacing w:line="292" w:lineRule="atLeast"/><w:jc w:val="distribute"/><w:rPr><w:color w:val="000000"/></w:rPr></w:pPr><w:r><w:rPr><w:rFonts w:hint="eastAsia"/><w:color w:val="000000"/></w:rPr><w:t>選</w:t></w:r><w:r><w:rPr><w:color w:val="000000"/></w:rPr><w:t xml:space="preserve"></w:t></w:r><w:r><w:rPr><w:rFonts w:hint="eastAsia"/><w:color w:val="000000"/></w:rPr><w:t>任</w:t></w:r><w:r><w:rPr><w:color w:val="000000"/></w:rPr><w:t xml:space="preserve"></w:t></w:r><w:r><w:rPr><w:rFonts w:hint="eastAsia"/><w:color w:val="000000"/></w:rPr><w:t>・</w:t></w:r><w:r><w:rPr><w:color w:val="000000"/></w:rPr><w:t xml:space="preserve"></w:t></w:r><w:r><w:rPr><w:rFonts w:hint="eastAsia"/><w:color w:val="000000"/></w:rPr><w:t>解</w:t></w:r><w:r><w:rPr><w:color w:val="000000"/></w:rPr><w:t xml:space="preserve"></w:t></w:r><w:r><w:rPr><w:rFonts w:hint="eastAsia"/><w:color w:val="000000"/></w:rPr><w:t>任</w:t></w:r></w:p><w:p><w:pPr><w:spacing w:line="292" w:lineRule="atLeast"/><w:jc w:val="distribute"/><w:rPr><w:color w:val="000000"/></w:rPr></w:pPr><w:r><w:rPr><w:rFonts w:hint="eastAsia"/><w:color w:val="000000"/></w:rPr><w:t>年</w:t></w:r><w:r><w:rPr><w:color w:val="000000"/></w:rPr><w:t xml:space="preserve"></w:t></w:r><w:r><w:rPr><w:rFonts w:hint="eastAsia"/><w:color w:val="000000"/></w:rPr><w:t xml:space="preserve">月</w:t></w:r><w:r><w:rPr><w:color w:val="000000"/></w:rPr><w:t xml:space="preserve"></w:t></w:r><w:r><w:rPr><w:rFonts w:hint="eastAsia"/><w:color w:val="000000"/></w:rPr><w:t>日</w:t></w:r></w:p></w:tc><w:tc><w:tcPr><w:tcW w:w="3738" w:type="dxa"/><w:gridSpan w:val="2"/><w:tcBorders><w:top w:val="single" w:sz="4" w:space="0" w:color="000000"/><w:left w:val="single" w:sz="4" w:space="0" w:color="000000"/><w:bottom w:val="nil"/><w:right w:val="single" w:sz="4" w:space="0" w:color="000000"/></w:tcBorders><w:vAlign w:val="center"/></w:tcPr><w:p><w:pPr><w:spacing w:line="292" w:lineRule="atLeast"/><w:rPr><w:color w:val="000000"/></w:rPr></w:pPr><w:r><w:rPr><w:color w:val="000000"/></w:rPr><w:t xml:space="preserve">{{appointmentDate}}</w:t></w:r><w:r><w:rPr><w:rFonts w:hint="eastAsia"/><w:color w:val="000000"/></w:rPr><w:t xml:space="preserve"></w:t></w:r><w:r><w:rPr><w:color w:val="000000"/></w:rPr><w:t xml:space="preserve"></w:t></w:r><w:r><w:rPr><w:rFonts w:hint="eastAsia"/><w:color w:val="000000"/></w:rPr><w:t xml:space="preserve"></w:t></w:r><w:r><w:rPr><w:color w:val="000000"/></w:rPr><w:t xml:space="preserve"></w:t></w:r><w:r><w:rPr><w:rFonts w:hint="eastAsia"/><w:color w:val="000000"/></w:rPr><w:t xml:space="preserve"></w:t></w:r></w:p></w:tc><w:tc><w:tcPr><w:tcW w:w="3496" w:type="dxa"/><w:gridSpan w:val="2"/><w:tcBorders><w:top w:val="single" w:sz="4" w:space="0" w:color="000000"/><w:left w:val="single" w:sz="4" w:space="0" w:color="000000"/><w:bottom w:val="nil"/><w:right w:val="single" w:sz="4" w:space="0" w:color="000000"/></w:tcBorders><w:vAlign w:val="center"/></w:tcPr><w:p><w:pPr><w:spacing w:line="292" w:lineRule="atLeast"/><w:rPr><w:color w:val="000000"/></w:rPr></w:pPr><w:r><w:rPr><w:color w:val="000000"/></w:rPr><w:t xml:space="preserve">{{dismissalDate}}</w:t></w:r><w:r><w:rPr><w:rFonts w:hint="eastAsia"/><w:color w:val="000000"/></w:rPr><w:t xml:space="preserve"></w:t></w:r><w:r><w:rPr><w:color w:val="000000"/></w:rPr><w:t xml:space="preserve"></w:t></w:r><w:r><w:rPr><w:rFonts w:hint="eastAsia"/><w:color w:val="000000"/></w:rPr><w:t xml:space="preserve"></w:t></w:r><w:r><w:rPr><w:color w:val="000000"/></w:rPr><w:t xml:space="preserve"></w:t></w:r><w:r><w:rPr><w:rFonts w:hint="eastAsia"/><w:color w:val="000000"/></w:rPr><w:t xml:space="preserve"></w:t></w:r></w:p></w:tc></w:tr><w:tr><w:tblPrEx><w:tblCellMar><w:top w:w="0" w:type="dxa"/><w:bottom w:w="0" w:type="dxa"/></w:tblCellMar></w:tblPrEx><w:trPr><w:trHeight w:val="588"/></w:trPr><w:tc><w:tcPr><w:tcW w:w="2985" w:type="dxa"/><w:gridSpan w:val="3"/><w:tcBorders><w:top w:val="double" w:sz="4" w:space="0" w:color="000000"/><w:left w:val="single" w:sz="4" w:space="0" w:color="000000"/><w:bottom w:val="nil"/><w:right w:val="single" w:sz="4" w:space="0" w:color="000000"/></w:tcBorders><w:vAlign w:val="center"/></w:tcPr><w:p><w:pPr><w:spacing w:line="292" w:lineRule="atLeast"/><w:rPr><w:color w:val="000000"/></w:rPr></w:pPr><w:r><w:rPr><w:color w:val="000000"/></w:rPr><w:t xml:space="preserve"> </w:t></w:r><w:r><w:rPr><w:rFonts w:hint="eastAsia"/><w:color w:val="000000"/></w:rPr><w:t>※　受　　付　　欄</w:t></w:r></w:p></w:tc><w:tc><w:tcPr><w:tcW w:w="7234" w:type="dxa"/><w:gridSpan w:val="4"/><w:tcBorders><w:top w:val="double" w:sz="4" w:space="0" w:color="000000"/><w:left w:val="single" w:sz="4" w:space="0" w:color="000000"/><w:bottom w:val="nil"/><w:right w:val="single" w:sz="4" w:space="0" w:color="000000"/></w:tcBorders><w:vAlign w:val="center"/></w:tcPr><w:p><w:pPr><w:spacing w:line="292" w:lineRule="atLeast"/><w:rPr><w:color w:val="000000"/><w:lang w:eastAsia="zh-TW"/></w:rPr></w:pPr><w:r><w:rPr><w:rFonts w:hint="eastAsia"/><w:color w:val="000000"/><w:lang w:eastAsia="zh-TW"/></w:rPr><w:t xml:space="preserve">　</w:t></w:r><w:r><w:rPr><w:color w:val="000000"/><w:lang w:eastAsia="zh-TW"/></w:rPr><w:t xml:space="preserve"> </w:t></w:r><w:r><w:rPr><w:rFonts w:hint="eastAsia"/><w:color w:val="000000"/><w:lang w:eastAsia="zh-TW"/></w:rPr><w:t xml:space="preserve">　　※　　　備　　　　　　　　　　　　考</w:t></w:r></w:p></w:tc></w:tr><w:tr><w:tblPrEx><w:tblCellMar><w:top w:w="0" w:type="dxa"/><w:bottom w:w="0" w:type="dxa"/></w:tblCellMar></w:tblPrEx><w:trPr><w:trHeight w:val="1710"/></w:trPr><w:tc><w:tcPr><w:tcW w:w="2985" w:type="dxa"/><w:gridSpan w:val="3"/><w:tcBorders><w:top w:val="single" w:sz="4" w:space="0" w:color="000000"/><w:left w:val="single" w:sz="4" w:space="0" w:color="000000"/><w:bottom w:val="single" w:sz="4" w:space="0" w:color="000000"/><w:right w:val="single" w:sz="4" w:space="0" w:color="000000"/></w:tcBorders></w:tcPr><w:p><w:pPr><w:spacing w:line="292" w:lineRule="atLeast"/><w:rPr><w:color w:val="000000"/><w:lang w:eastAsia="zh-TW"/></w:rPr></w:pPr><w:r><w:t xml:space="preserve">{{officialUseReceipt}}</w:t></w:r></w:p></w:tc><w:tc><w:tcPr><w:tcW w:w="7234" w:type="dxa"/><w:gridSpan w:val="4"/><w:tcBorders><w:top w:val="single" w:sz="4" w:space="0" w:color="000000"/><w:left w:val="single" w:sz="4" w:space="0" w:color="000000"/><w:bottom w:val="single" w:sz="4" w:space="0" w:color="000000"/><w:right w:val="single" w:sz="4" w:space="0" w:color="000000"/></w:tcBorders></w:tcPr><w:p><w:pPr><w:spacing w:line="292" w:lineRule="atLeast"/><w:rPr><w:color w:val="000000"/><w:lang w:eastAsia="zh-TW"/></w:rPr></w:pPr><w:r><w:t xml:space="preserve">{{officialUseRemarks}}</w:t></w:r></w:p></w:tc></w:tr></w:tbl><w:p><w:pPr><w:rPr><w:color w:val="000000"/></w:rPr></w:pPr><w:r><w:rPr><w:rFonts w:hint="eastAsia"/><w:color w:val="000000"/><w:lang w:eastAsia="zh-TW"/></w:rPr><w:t xml:space="preserve">　</w:t></w:r><w:r><w:rPr><w:rFonts w:hint="eastAsia"/><w:color w:val="000000"/></w:rPr><w:t>備考</w:t></w:r><w:r><w:rPr><w:color w:val="000000"/></w:rPr><w:t xml:space="preserve">  </w:t></w:r><w:r><w:rPr><w:rFonts w:hint="eastAsia"/><w:color w:val="000000"/></w:rPr><w:t>１　この用紙の大きさは、日本産</w:t></w:r><w:r><w:rPr><w:rFonts w:hint="eastAsia"/><w:color w:val="000000"/></w:rPr><w:t>業規格Ａ４とすること。</w:t></w:r></w:p><w:p><w:pPr><w:rPr><w:color w:val="000000"/></w:rPr></w:pPr><w:r><w:rPr><w:color w:val="000000"/></w:rPr><w:t xml:space="preserve">   </w:t></w:r><w:r><w:rPr><w:rFonts w:hint="eastAsia"/><w:color w:val="000000"/></w:rPr><w:t xml:space="preserve">　　</w:t></w:r><w:r><w:rPr><w:color w:val="000000"/></w:rPr><w:t xml:space="preserve"> </w:t></w:r><w:r><w:rPr><w:rFonts w:hint="eastAsia"/><w:color w:val="000000"/></w:rPr><w:t>２</w:t></w:r><w:r><w:rPr><w:color w:val="000000"/></w:rPr><w:t xml:space="preserve">  </w:t></w:r><w:r><w:rPr><w:rFonts w:hint="eastAsia"/><w:color w:val="000000"/></w:rPr><w:t>法人に</w:t></w:r><w:r><w:rPr><w:rFonts w:hint="eastAsia"/><w:color w:val="000000"/></w:rPr><w:t>あ</w:t></w:r><w:r><w:rPr><w:rFonts w:hint="eastAsia"/><w:color w:val="000000"/></w:rPr><w:t>つ</w:t></w:r><w:r><w:rPr><w:rFonts w:hint="eastAsia"/><w:color w:val="000000"/></w:rPr><w:t>て</w:t></w:r><w:r><w:rPr><w:rFonts w:hint="eastAsia"/><w:color w:val="000000"/></w:rPr><w:t>は</w:t></w:r><w:r><w:rPr><w:rFonts w:hint="eastAsia"/><w:color w:val="000000"/></w:rPr><w:t>、その名称、代表者氏名及び主たる事務所の所在地を記入</w:t></w:r></w:p><w:p><w:pPr><w:rPr><w:color w:val="000000"/></w:rPr></w:pPr><w:r><w:rPr><w:rFonts w:hint="eastAsia"/><w:color w:val="000000"/></w:rPr><w:t xml:space="preserve">　　　　　すること。</w:t></w:r></w:p><w:p><w:r><w:rPr><w:color w:val="000000"/></w:rPr><w:t xml:space="preserve">        </w:t></w:r><w:r><w:rPr><w:rFonts w:hint="eastAsia"/><w:color w:val="000000"/></w:rPr><w:t>３</w:t></w:r><w:r><w:rPr><w:color w:val="000000"/></w:rPr><w:t xml:space="preserve">  </w:t></w:r><w:r><w:rPr><w:rFonts w:hint="eastAsia"/><w:color w:val="000000"/></w:rPr><w:t>※印の欄は、記入しないこと。</w:t></w:r><w:r><w:rPr><w:color w:val="000000"/></w:rPr><w:t xml:space="preserve">                                        </w:t></w:r></w:p><w:sectPr><w:pgSz w:w="11906" w:h="16838"/><w:pgMar w:top="1304" w:right="566" w:bottom="850" w:left="850" w:header="720" w:footer="720" w:gutter="0"/><w:cols w:space="720"/><w:noEndnote/><w:docGrid w:type="linesAndChars" w:linePitch="293" w:charSpace="10838"/></w:sectPr></w:body></w:document>
+<file path=word/document.xml><?xml version="1.0" encoding="utf-8"?>
+<w:document xmlns:wpc="http://schemas.microsoft.com/office/word/2010/wordprocessingCanvas" xmlns:cx="http://schemas.microsoft.com/office/drawing/2014/chartex" xmlns:cx1="http://schemas.microsoft.com/office/drawing/2015/9/8/chartex" xmlns:cx2="http://schemas.microsoft.com/office/drawing/2015/10/21/chartex" xmlns:cx3="http://schemas.microsoft.com/office/drawing/2016/5/9/chartex" xmlns:cx4="http://schemas.microsoft.com/office/drawing/2016/5/10/chartex" xmlns:cx5="http://schemas.microsoft.com/office/drawing/2016/5/11/chartex" xmlns:cx6="http://schemas.microsoft.com/office/drawing/2016/5/12/chartex" xmlns:cx7="http://schemas.microsoft.com/office/drawing/2016/5/13/chartex" xmlns:cx8="http://schemas.microsoft.com/office/drawing/2016/5/14/chartex" xmlns:mc="http://schemas.openxmlformats.org/markup-compatibility/2006" xmlns:aink="http://schemas.microsoft.com/office/drawing/2016/ink" xmlns:am3d="http://schemas.microsoft.com/office/drawing/2017/model3d" xmlns:o="urn:schemas-microsoft-com:office:office" xmlns:oel="http://schemas.microsoft.com/office/2019/extlst" xmlns:r="http://schemas.openxmlformats.org/officeDocument/2006/relationships" xmlns:m="http://schemas.openxmlformats.org/officeDocument/2006/math" xmlns:v="urn:schemas-microsoft-com:vml" xmlns:wp14="http://schemas.microsoft.com/office/word/2010/wordprocessingDrawing" xmlns:wp="http://schemas.openxmlformats.org/drawingml/2006/wordprocessingDrawing" xmlns:w10="urn:schemas-microsoft-com:office:word" xmlns:w="http://schemas.openxmlformats.org/wordprocessingml/2006/main" xmlns:w14="http://schemas.microsoft.com/office/word/2010/wordml" xmlns:w15="http://schemas.microsoft.com/office/word/2012/wordml" xmlns:w16cex="http://schemas.microsoft.com/office/word/2018/wordml/cex" xmlns:w16cid="http://schemas.microsoft.com/office/word/2016/wordml/cid" xmlns:w16="http://schemas.microsoft.com/office/word/2018/wordml" xmlns:w16du="http://schemas.microsoft.com/office/word/2023/wordml/word16du" xmlns:w16sdtdh="http://schemas.microsoft.com/office/word/2020/wordml/sdtdatahash" xmlns:w16sdtfl="http://schemas.microsoft.com/office/word/2024/wordml/sdtformatlock" xmlns:w16se="http://schemas.microsoft.com/office/word/2015/wordml/symex" xmlns:wpg="http://schemas.microsoft.com/office/word/2010/wordprocessingGroup" xmlns:wpi="http://schemas.microsoft.com/office/word/2010/wordprocessingInk" xmlns:wne="http://schemas.microsoft.com/office/word/2006/wordml" xmlns:wps="http://schemas.microsoft.com/office/word/2010/wordprocessingShape" mc:Ignorable="w14 w15 w16se w16cid w16 w16cex w16sdtdh w16sdtfl w16du wp14">
+  <w:body>
+    <w:p>
+      <w:r>
+        <w:rPr>
+          <w:color w:val="000000"/>
+        </w:rPr>
+        <w:t xml:space="preserve"> </w:t>
+      </w:r>
+      <w:r>
+        <w:rPr>
+          <w:rFonts w:ascii="ＭＳ ゴシック" w:eastAsia="ＭＳ ゴシック" w:hint="eastAsia"/>
+          <w:b/>
+          <w:color w:val="000000"/>
+        </w:rPr>
+        <w:t>様式第</w:t>
+      </w:r>
+      <w:r>
+        <w:rPr>
+          <w:rFonts w:ascii="ＭＳ ゴシック" w:eastAsia="ＭＳ ゴシック" w:hint="eastAsia"/>
+          <w:b/>
+          <w:color w:val="000000"/>
+        </w:rPr>
+        <w:t>20</w:t>
+      </w:r>
+      <w:r>
+        <w:rPr>
+          <w:rFonts w:hint="eastAsia"/>
+          <w:color w:val="000000"/>
+        </w:rPr>
+        <w:t>（第</w:t>
+      </w:r>
+      <w:r>
+        <w:rPr>
+          <w:rFonts w:hint="eastAsia"/>
+          <w:color w:val="000000"/>
+        </w:rPr>
+        <w:t>48</w:t>
+      </w:r>
+      <w:r>
+        <w:rPr>
+          <w:rFonts w:hint="eastAsia"/>
+          <w:color w:val="000000"/>
+        </w:rPr>
+        <w:t>条の</w:t>
+      </w:r>
+      <w:r>
+        <w:rPr>
+          <w:rFonts w:hint="eastAsia"/>
+          <w:color w:val="000000"/>
+        </w:rPr>
+        <w:t>3</w:t>
+      </w:r>
+      <w:r>
+        <w:rPr>
+          <w:rFonts w:hint="eastAsia"/>
+          <w:color w:val="000000"/>
+        </w:rPr>
+        <w:t>関係）</w:t>
+      </w:r>
+    </w:p>
+    <w:p/>
+    <w:p>
+      <w:r>
+        <w:rPr>
+          <w:color w:val="000000"/>
+        </w:rPr>
+        <w:t xml:space="preserve">     </w:t>
+      </w:r>
+      <w:r>
+        <w:rPr>
+          <w:rFonts w:hint="eastAsia"/>
+          <w:color w:val="000000"/>
+        </w:rPr>
+        <w:t xml:space="preserve">　　</w:t>
+      </w:r>
+      <w:r>
+        <w:rPr>
+          <w:color w:val="000000"/>
+        </w:rPr>
+        <w:t xml:space="preserve">              </w:t>
+      </w:r>
+      <w:r>
+        <w:rPr>
+          <w:rFonts w:hint="eastAsia"/>
+          <w:color w:val="000000"/>
+        </w:rPr>
+        <w:t>危険物保安監督者選任・解任届出書</w:t>
+      </w:r>
+    </w:p>
+    <w:tbl>
+      <w:tblPr>
+        <w:tblW w:w="0" w:type="auto"/>
+        <w:tblInd w:w="186" w:type="dxa"/>
+        <w:tblBorders>
+          <w:top w:val="single" w:sz="4" w:space="0" w:color="auto"/>
+          <w:left w:val="single" w:sz="4" w:space="0" w:color="auto"/>
+          <w:bottom w:val="single" w:sz="4" w:space="0" w:color="auto"/>
+          <w:right w:val="single" w:sz="4" w:space="0" w:color="auto"/>
+          <w:insideH w:val="single" w:sz="4" w:space="0" w:color="auto"/>
+          <w:insideV w:val="single" w:sz="4" w:space="0" w:color="auto"/>
+        </w:tblBorders>
+        <w:tblLayout w:type="fixed"/>
+        <w:tblCellMar>
+          <w:left w:w="52" w:type="dxa"/>
+          <w:right w:w="52" w:type="dxa"/>
+        </w:tblCellMar>
+        <w:tblLook w:val="0000" w:firstRow="0" w:lastRow="0" w:firstColumn="0" w:lastColumn="0" w:noHBand="0" w:noVBand="0"/>
+      </w:tblPr>
+      <w:tblGrid>
+        <w:gridCol w:w="575"/>
+        <w:gridCol w:w="770"/>
+        <w:gridCol w:w="1640"/>
+        <w:gridCol w:w="2662"/>
+        <w:gridCol w:w="1076"/>
+        <w:gridCol w:w="807"/>
+        <w:gridCol w:w="2689"/>
+      </w:tblGrid>
+      <w:tr>
+        <w:tblPrEx>
+          <w:tblCellMar>
+            <w:top w:w="0" w:type="dxa"/>
+            <w:bottom w:w="0" w:type="dxa"/>
+          </w:tblCellMar>
+        </w:tblPrEx>
+        <w:trPr>
+          <w:trHeight w:val="2329"/>
+        </w:trPr>
+        <w:tc>
+          <w:tcPr>
+            <w:tcW w:w="10219" w:type="dxa"/>
+            <w:gridSpan w:val="7"/>
+            <w:tcBorders>
+              <w:top w:val="single" w:sz="4" w:space="0" w:color="000000"/>
+              <w:left w:val="single" w:sz="4" w:space="0" w:color="000000"/>
+              <w:bottom w:val="nil"/>
+              <w:right w:val="single" w:sz="4" w:space="0" w:color="000000"/>
+            </w:tcBorders>
+          </w:tcPr>
+          <w:p>
+            <w:pPr>
+              <w:spacing w:line="292" w:lineRule="atLeast"/>
+              <w:rPr>
+                <w:color w:val="000000"/>
+              </w:rPr>
+            </w:pPr>
+          </w:p>
+          <w:p>
+            <w:pPr>
+              <w:spacing w:line="292" w:lineRule="atLeast"/>
+              <w:ind w:firstLineChars="500" w:firstLine="1315"/>
+              <w:rPr>
+                <w:color w:val="000000"/>
+              </w:rPr>
+            </w:pPr>
+            <w:r>
+              <w:rPr>
+                <w:color w:val="000000"/>
+              </w:rPr>
+              <w:t xml:space="preserve">　</w:t>
+            </w:r>
+            <w:r>
+              <w:rPr>
+                <w:rFonts w:hint="eastAsia"/>
+                <w:color w:val="000000"/>
+              </w:rPr>
+              <w:t xml:space="preserve">{{submitDate}}</w:t>
+            </w:r>
+          </w:p>
+          <w:p>
+            <w:pPr>
+              <w:spacing w:line="292" w:lineRule="atLeast"/>
+              <w:ind w:firstLineChars="100" w:firstLine="263"/>
+              <w:rPr>
+                <w:rFonts w:hint="eastAsia"/>
+                <w:color w:val="000000"/>
+              </w:rPr>
+            </w:pPr>
+            <w:r>
+              <w:rPr>
+                <w:rFonts w:hint="eastAsia"/>
+                <w:color w:val="000000"/>
+              </w:rPr>
+              <w:t xml:space="preserve">　</w:t>
+            </w:r>
+            <w:r>
+              <w:rPr>
+                <w:rFonts w:hint="eastAsia"/>
+                <w:color w:val="000000"/>
+              </w:rPr>
+              <w:t xml:space="preserve">　　　</w:t>
+            </w:r>
+            <w:r>
+              <w:rPr>
+                <w:rFonts w:hint="eastAsia"/>
+                <w:color w:val="000000"/>
+              </w:rPr>
+              <w:t>{{municipality}}　{{recipientTitle}}　殿</w:t>
+            </w:r>
+          </w:p>
+          <w:p>
+            <w:pPr>
+              <w:spacing w:line="292" w:lineRule="atLeast"/>
+              <w:rPr>
+                <w:color w:val="000000"/>
+                <w:lang w:eastAsia="zh-TW"/>
+              </w:rPr>
+            </w:pPr>
+            <w:r>
+              <w:rPr>
+                <w:color w:val="000000"/>
+              </w:rPr>
+              <w:t xml:space="preserve">　</w:t>
+            </w:r>
+            <w:r>
+              <w:rPr>
+                <w:rFonts w:hint="eastAsia"/>
+                <w:color w:val="000000"/>
+                <w:lang w:eastAsia="zh-TW"/>
+              </w:rPr>
+              <w:t>届　出　者</w:t>
+            </w:r>
+          </w:p>
+          <w:p>
+            <w:pPr>
+              <w:spacing w:line="292" w:lineRule="atLeast"/>
+              <w:rPr>
+                <w:color w:val="000000"/>
+                <w:u w:val="single"/>
+                <w:lang w:eastAsia="zh-TW"/>
+              </w:rPr>
+            </w:pPr>
+            <w:r>
+              <w:rPr>
+                <w:color w:val="000000"/>
+                <w:lang w:eastAsia="zh-TW"/>
+              </w:rPr>
+              <w:t xml:space="preserve">　</w:t>
+            </w:r>
+            <w:r>
+              <w:rPr>
+                <w:rFonts w:hint="eastAsia"/>
+                <w:color w:val="000000"/>
+                <w:u w:val="single"/>
+                <w:lang w:eastAsia="zh-TW"/>
+              </w:rPr>
+              <w:t xml:space="preserve">住　所　{{submitterAddress}}　（電話　{{submitterPhone}}）</w:t>
+            </w:r>
+          </w:p>
+          <w:p>
+            <w:pPr>
+              <w:spacing w:line="292" w:lineRule="atLeast"/>
+              <w:rPr>
+                <w:color w:val="000000"/>
+                <w:u w:val="single"/>
+                <w:lang w:eastAsia="zh-TW"/>
+              </w:rPr>
+            </w:pPr>
+          </w:p>
+          <w:p>
+            <w:pPr>
+              <w:spacing w:line="292" w:lineRule="atLeast"/>
+              <w:rPr>
+                <w:rFonts w:hint="eastAsia"/>
+                <w:color w:val="000000"/>
+                <w:u w:val="single"/>
+              </w:rPr>
+            </w:pPr>
+            <w:r>
+              <w:rPr>
+                <w:color w:val="000000"/>
+                <w:lang w:eastAsia="zh-TW"/>
+              </w:rPr>
+              <w:t xml:space="preserve">　</w:t>
+            </w:r>
+            <w:r>
+              <w:rPr>
+                <w:rFonts w:hint="eastAsia"/>
+                <w:color w:val="000000"/>
+                <w:u w:val="single"/>
+              </w:rPr>
+              <w:t xml:space="preserve">氏　名　{{submitterName}}</w:t>
+            </w:r>
+            <w:r>
+              <w:rPr>
+                <w:color w:val="000000"/>
+                <w:u w:val="single"/>
+              </w:rPr>
+              <w:t xml:space="preserve">　</w:t>
+            </w:r>
+          </w:p>
+        </w:tc>
+      </w:tr>
+      <w:tr>
+        <w:tblPrEx>
+          <w:tblCellMar>
+            <w:top w:w="0" w:type="dxa"/>
+            <w:bottom w:w="0" w:type="dxa"/>
+          </w:tblCellMar>
+        </w:tblPrEx>
+        <w:trPr>
+          <w:cantSplit/>
+          <w:trHeight w:val="870"/>
+        </w:trPr>
+        <w:tc>
+          <w:tcPr>
+            <w:tcW w:w="1345" w:type="dxa"/>
+            <w:gridSpan w:val="2"/>
+            <w:vMerge w:val="restart"/>
+            <w:tcBorders>
+              <w:top w:val="single" w:sz="4" w:space="0" w:color="000000"/>
+              <w:left w:val="single" w:sz="4" w:space="0" w:color="000000"/>
+              <w:bottom w:val="nil"/>
+              <w:right w:val="single" w:sz="4" w:space="0" w:color="000000"/>
+            </w:tcBorders>
+            <w:vAlign w:val="center"/>
+          </w:tcPr>
+          <w:p>
+            <w:pPr>
+              <w:spacing w:line="292" w:lineRule="atLeast"/>
+              <w:jc w:val="distribute"/>
+              <w:rPr>
+                <w:color w:val="000000"/>
+              </w:rPr>
+            </w:pPr>
+            <w:r>
+              <w:rPr>
+                <w:rFonts w:hint="eastAsia"/>
+                <w:color w:val="000000"/>
+              </w:rPr>
+              <w:t>設</w:t>
+            </w:r>
+            <w:r>
+              <w:rPr>
+                <w:color w:val="000000"/>
+              </w:rPr>
+              <w:t xml:space="preserve"> </w:t>
+            </w:r>
+            <w:r>
+              <w:rPr>
+                <w:rFonts w:hint="eastAsia"/>
+                <w:color w:val="000000"/>
+              </w:rPr>
+              <w:t>置</w:t>
+            </w:r>
+            <w:r>
+              <w:rPr>
+                <w:color w:val="000000"/>
+              </w:rPr>
+              <w:t xml:space="preserve"> </w:t>
+            </w:r>
+            <w:r>
+              <w:rPr>
+                <w:rFonts w:hint="eastAsia"/>
+                <w:color w:val="000000"/>
+              </w:rPr>
+              <w:t>者</w:t>
+            </w:r>
+          </w:p>
+        </w:tc>
+        <w:tc>
+          <w:tcPr>
+            <w:tcW w:w="1640" w:type="dxa"/>
+            <w:tcBorders>
+              <w:top w:val="single" w:sz="4" w:space="0" w:color="000000"/>
+              <w:left w:val="single" w:sz="4" w:space="0" w:color="000000"/>
+              <w:bottom w:val="nil"/>
+              <w:right w:val="single" w:sz="4" w:space="0" w:color="000000"/>
+            </w:tcBorders>
+            <w:vAlign w:val="center"/>
+          </w:tcPr>
+          <w:p>
+            <w:pPr>
+              <w:spacing w:line="292" w:lineRule="atLeast"/>
+              <w:jc w:val="distribute"/>
+              <w:rPr>
+                <w:color w:val="000000"/>
+              </w:rPr>
+            </w:pPr>
+            <w:r>
+              <w:rPr>
+                <w:rFonts w:hint="eastAsia"/>
+                <w:color w:val="000000"/>
+              </w:rPr>
+              <w:t xml:space="preserve">{{ownerAddress}}</w:t>
+            </w:r>
+            <w:r>
+              <w:rPr>
+                <w:rFonts w:hint="eastAsia"/>
+                <w:color w:val="000000"/>
+              </w:rPr>
+              <w:t>住</w:t>
+            </w:r>
+            <w:r>
+              <w:rPr>
+                <w:color w:val="000000"/>
+              </w:rPr>
+              <w:t xml:space="preserve">  </w:t>
+            </w:r>
+            <w:r>
+              <w:rPr>
+                <w:rFonts w:hint="eastAsia"/>
+                <w:color w:val="000000"/>
+              </w:rPr>
+              <w:t xml:space="preserve">　　所</w:t>
+            </w:r>
+          </w:p>
+        </w:tc>
+        <w:tc>
+          <w:tcPr>
+            <w:tcW w:w="7234" w:type="dxa"/>
+            <w:gridSpan w:val="4"/>
+            <w:tcBorders>
+              <w:top w:val="single" w:sz="4" w:space="0" w:color="000000"/>
+              <w:left w:val="single" w:sz="4" w:space="0" w:color="000000"/>
+              <w:bottom w:val="nil"/>
+              <w:right w:val="single" w:sz="4" w:space="0" w:color="000000"/>
+            </w:tcBorders>
+            <w:vAlign w:val="center"/>
+          </w:tcPr>
+          <w:p>
+            <w:pPr>
+              <w:spacing w:line="292" w:lineRule="atLeast"/>
+              <w:rPr>
+                <w:color w:val="000000"/>
+              </w:rPr>
+            </w:pPr>
+            <w:r>
+              <w:rPr>
+                <w:color w:val="000000"/>
+              </w:rPr>
+              <w:t xml:space="preserve"> </w:t>
+            </w:r>
+            <w:r>
+              <w:rPr>
+                <w:rFonts w:hint="eastAsia"/>
+                <w:color w:val="000000"/>
+              </w:rPr>
+              <w:t xml:space="preserve">電話　{{ownerPhone}}</w:t>
+            </w:r>
+          </w:p>
+        </w:tc>
+      </w:tr>
+      <w:tr>
+        <w:tblPrEx>
+          <w:tblCellMar>
+            <w:top w:w="0" w:type="dxa"/>
+            <w:bottom w:w="0" w:type="dxa"/>
+          </w:tblCellMar>
+        </w:tblPrEx>
+        <w:trPr>
+          <w:cantSplit/>
+          <w:trHeight w:val="870"/>
+        </w:trPr>
+        <w:tc>
+          <w:tcPr>
+            <w:tcW w:w="1345" w:type="dxa"/>
+            <w:gridSpan w:val="2"/>
+            <w:vMerge/>
+            <w:tcBorders>
+              <w:top w:val="nil"/>
+              <w:left w:val="single" w:sz="4" w:space="0" w:color="000000"/>
+              <w:bottom w:val="nil"/>
+              <w:right w:val="single" w:sz="4" w:space="0" w:color="000000"/>
+            </w:tcBorders>
+            <w:vAlign w:val="center"/>
+          </w:tcPr>
+          <w:p>
+            <w:pPr>
+              <w:jc w:val="distribute"/>
+              <w:rPr>
+                <w:color w:val="000000"/>
+              </w:rPr>
+            </w:pPr>
+          </w:p>
+        </w:tc>
+        <w:tc>
+          <w:tcPr>
+            <w:tcW w:w="1640" w:type="dxa"/>
+            <w:tcBorders>
+              <w:top w:val="single" w:sz="4" w:space="0" w:color="000000"/>
+              <w:left w:val="single" w:sz="4" w:space="0" w:color="000000"/>
+              <w:bottom w:val="nil"/>
+              <w:right w:val="single" w:sz="4" w:space="0" w:color="000000"/>
+            </w:tcBorders>
+            <w:vAlign w:val="center"/>
+          </w:tcPr>
+          <w:p>
+            <w:pPr>
+              <w:spacing w:line="292" w:lineRule="atLeast"/>
+              <w:jc w:val="distribute"/>
+              <w:rPr>
+                <w:color w:val="000000"/>
+              </w:rPr>
+            </w:pPr>
+            <w:r>
+              <w:rPr>
+                <w:rFonts w:hint="eastAsia"/>
+                <w:color w:val="000000"/>
+              </w:rPr>
+              <w:t xml:space="preserve">氏　</w:t>
+            </w:r>
+            <w:r>
+              <w:rPr>
+                <w:color w:val="000000"/>
+              </w:rPr>
+              <w:t xml:space="preserve">    </w:t>
+            </w:r>
+            <w:r>
+              <w:rPr>
+                <w:rFonts w:hint="eastAsia"/>
+                <w:color w:val="000000"/>
+              </w:rPr>
+              <w:t>名</w:t>
+            </w:r>
+          </w:p>
+        </w:tc>
+        <w:tc>
+          <w:tcPr>
+            <w:tcW w:w="7234" w:type="dxa"/>
+            <w:gridSpan w:val="4"/>
+            <w:tcBorders>
+              <w:top w:val="single" w:sz="4" w:space="0" w:color="000000"/>
+              <w:left w:val="single" w:sz="4" w:space="0" w:color="000000"/>
+              <w:bottom w:val="nil"/>
+              <w:right w:val="single" w:sz="4" w:space="0" w:color="000000"/>
+            </w:tcBorders>
+          </w:tcPr>
+          <w:p>
+            <w:pPr>
+              <w:spacing w:line="292" w:lineRule="atLeast"/>
+              <w:rPr>
+                <w:color w:val="000000"/>
+              </w:rPr>
+            </w:pPr>
+            <w:r>
+              <w:t xml:space="preserve">{{ownerName}}</w:t>
+            </w:r>
+          </w:p>
+        </w:tc>
+      </w:tr>
+      <w:tr>
+        <w:tblPrEx>
+          <w:tblCellMar>
+            <w:top w:w="0" w:type="dxa"/>
+            <w:bottom w:w="0" w:type="dxa"/>
+          </w:tblCellMar>
+        </w:tblPrEx>
+        <w:trPr>
+          <w:trHeight w:val="870"/>
+        </w:trPr>
+        <w:tc>
+          <w:tcPr>
+            <w:tcW w:w="2985" w:type="dxa"/>
+            <w:gridSpan w:val="3"/>
+            <w:tcBorders>
+              <w:top w:val="single" w:sz="4" w:space="0" w:color="000000"/>
+              <w:left w:val="single" w:sz="4" w:space="0" w:color="000000"/>
+              <w:bottom w:val="nil"/>
+              <w:right w:val="single" w:sz="4" w:space="0" w:color="000000"/>
+            </w:tcBorders>
+            <w:vAlign w:val="center"/>
+          </w:tcPr>
+          <w:p>
+            <w:pPr>
+              <w:spacing w:line="292" w:lineRule="atLeast"/>
+              <w:jc w:val="distribute"/>
+              <w:rPr>
+                <w:color w:val="000000"/>
+              </w:rPr>
+            </w:pPr>
+            <w:r>
+              <w:rPr>
+                <w:rFonts w:hint="eastAsia"/>
+                <w:color w:val="000000"/>
+              </w:rPr>
+              <w:t>製造所等の別</w:t>
+            </w:r>
+          </w:p>
+        </w:tc>
+        <w:tc>
+          <w:tcPr>
+            <w:tcW w:w="2662" w:type="dxa"/>
+            <w:tcBorders>
+              <w:top w:val="single" w:sz="4" w:space="0" w:color="000000"/>
+              <w:left w:val="single" w:sz="4" w:space="0" w:color="000000"/>
+              <w:bottom w:val="nil"/>
+              <w:right w:val="single" w:sz="4" w:space="0" w:color="000000"/>
+            </w:tcBorders>
+          </w:tcPr>
+          <w:p>
+            <w:pPr>
+              <w:spacing w:line="292" w:lineRule="atLeast"/>
+              <w:rPr>
+                <w:color w:val="000000"/>
+              </w:rPr>
+            </w:pPr>
+            <w:r>
+              <w:t xml:space="preserve">{{facilityKind}}</w:t>
+            </w:r>
+          </w:p>
+        </w:tc>
+        <w:tc>
+          <w:tcPr>
+            <w:tcW w:w="1883" w:type="dxa"/>
+            <w:gridSpan w:val="2"/>
+            <w:tcBorders>
+              <w:top w:val="single" w:sz="4" w:space="0" w:color="000000"/>
+              <w:left w:val="single" w:sz="4" w:space="0" w:color="000000"/>
+              <w:bottom w:val="nil"/>
+              <w:right w:val="single" w:sz="4" w:space="0" w:color="000000"/>
+            </w:tcBorders>
+            <w:vAlign w:val="center"/>
+          </w:tcPr>
+          <w:p>
+            <w:pPr>
+              <w:spacing w:line="292" w:lineRule="atLeast"/>
+              <w:jc w:val="distribute"/>
+              <w:rPr>
+                <w:color w:val="000000"/>
+              </w:rPr>
+            </w:pPr>
+            <w:r>
+              <w:rPr>
+                <w:rFonts w:hint="eastAsia"/>
+                <w:color w:val="000000"/>
+              </w:rPr>
+              <w:t>貯蔵所又は取</w:t>
+            </w:r>
+          </w:p>
+          <w:p>
+            <w:pPr>
+              <w:spacing w:line="292" w:lineRule="atLeast"/>
+              <w:jc w:val="distribute"/>
+              <w:rPr>
+                <w:color w:val="000000"/>
+              </w:rPr>
+            </w:pPr>
+            <w:r>
+              <w:rPr>
+                <w:rFonts w:hint="eastAsia"/>
+                <w:color w:val="000000"/>
+              </w:rPr>
+              <w:t>扱所の区分</w:t>
+            </w:r>
+          </w:p>
+        </w:tc>
+        <w:tc>
+          <w:tcPr>
+            <w:tcW w:w="2689" w:type="dxa"/>
+            <w:tcBorders>
+              <w:top w:val="single" w:sz="4" w:space="0" w:color="000000"/>
+              <w:left w:val="single" w:sz="4" w:space="0" w:color="000000"/>
+              <w:bottom w:val="nil"/>
+              <w:right w:val="single" w:sz="4" w:space="0" w:color="000000"/>
+            </w:tcBorders>
+          </w:tcPr>
+          <w:p>
+            <w:pPr>
+              <w:spacing w:line="292" w:lineRule="atLeast"/>
+              <w:rPr>
+                <w:color w:val="000000"/>
+              </w:rPr>
+            </w:pPr>
+            <w:r>
+              <w:t xml:space="preserve">{{facilityCategory}}</w:t>
+            </w:r>
+          </w:p>
+        </w:tc>
+      </w:tr>
+      <w:tr>
+        <w:tblPrEx>
+          <w:tblCellMar>
+            <w:top w:w="0" w:type="dxa"/>
+            <w:bottom w:w="0" w:type="dxa"/>
+          </w:tblCellMar>
+        </w:tblPrEx>
+        <w:trPr>
+          <w:trHeight w:val="870"/>
+        </w:trPr>
+        <w:tc>
+          <w:tcPr>
+            <w:tcW w:w="2985" w:type="dxa"/>
+            <w:gridSpan w:val="3"/>
+            <w:tcBorders>
+              <w:top w:val="single" w:sz="4" w:space="0" w:color="000000"/>
+              <w:left w:val="single" w:sz="4" w:space="0" w:color="000000"/>
+              <w:bottom w:val="nil"/>
+              <w:right w:val="single" w:sz="4" w:space="0" w:color="000000"/>
+            </w:tcBorders>
+            <w:vAlign w:val="center"/>
+          </w:tcPr>
+          <w:p>
+            <w:pPr>
+              <w:spacing w:line="292" w:lineRule="atLeast"/>
+              <w:jc w:val="distribute"/>
+              <w:rPr>
+                <w:color w:val="000000"/>
+              </w:rPr>
+            </w:pPr>
+            <w:r>
+              <w:rPr>
+                <w:rFonts w:hint="eastAsia"/>
+                <w:color w:val="000000"/>
+              </w:rPr>
+              <w:t>設置の許可年月日</w:t>
+            </w:r>
+          </w:p>
+          <w:p>
+            <w:pPr>
+              <w:spacing w:line="292" w:lineRule="atLeast"/>
+              <w:jc w:val="distribute"/>
+              <w:rPr>
+                <w:color w:val="000000"/>
+              </w:rPr>
+            </w:pPr>
+            <w:r>
+              <w:rPr>
+                <w:rFonts w:hint="eastAsia"/>
+                <w:color w:val="000000"/>
+              </w:rPr>
+              <w:t>及び許可番号</w:t>
+            </w:r>
+          </w:p>
+        </w:tc>
+        <w:tc>
+          <w:tcPr>
+            <w:tcW w:w="7234" w:type="dxa"/>
+            <w:gridSpan w:val="4"/>
+            <w:tcBorders>
+              <w:top w:val="single" w:sz="4" w:space="0" w:color="000000"/>
+              <w:left w:val="single" w:sz="4" w:space="0" w:color="000000"/>
+              <w:bottom w:val="nil"/>
+              <w:right w:val="single" w:sz="4" w:space="0" w:color="000000"/>
+            </w:tcBorders>
+            <w:vAlign w:val="center"/>
+          </w:tcPr>
+          <w:p>
+            <w:pPr>
+              <w:spacing w:line="292" w:lineRule="atLeast"/>
+              <w:rPr>
+                <w:color w:val="000000"/>
+                <w:lang w:eastAsia="zh-CN"/>
+              </w:rPr>
+            </w:pPr>
+            <w:r>
+              <w:rPr>
+                <w:color w:val="000000"/>
+              </w:rPr>
+              <w:t xml:space="preserve">{{permitInfo}}</w:t>
+            </w:r>
+            <w:r>
+              <w:rPr>
+                <w:rFonts w:hint="eastAsia"/>
+                <w:color w:val="000000"/>
+                <w:lang w:eastAsia="zh-CN"/>
+              </w:rPr>
+              <w:t xml:space="preserve"/>
+            </w:r>
+          </w:p>
+        </w:tc>
+      </w:tr>
+      <w:tr>
+        <w:tblPrEx>
+          <w:tblCellMar>
+            <w:top w:w="0" w:type="dxa"/>
+            <w:bottom w:w="0" w:type="dxa"/>
+          </w:tblCellMar>
+        </w:tblPrEx>
+        <w:trPr>
+          <w:trHeight w:val="870"/>
+        </w:trPr>
+        <w:tc>
+          <w:tcPr>
+            <w:tcW w:w="2985" w:type="dxa"/>
+            <w:gridSpan w:val="3"/>
+            <w:tcBorders>
+              <w:top w:val="single" w:sz="4" w:space="0" w:color="000000"/>
+              <w:left w:val="single" w:sz="4" w:space="0" w:color="000000"/>
+              <w:bottom w:val="nil"/>
+              <w:right w:val="single" w:sz="4" w:space="0" w:color="000000"/>
+            </w:tcBorders>
+            <w:vAlign w:val="center"/>
+          </w:tcPr>
+          <w:p>
+            <w:pPr>
+              <w:spacing w:line="292" w:lineRule="atLeast"/>
+              <w:jc w:val="distribute"/>
+              <w:rPr>
+                <w:color w:val="000000"/>
+              </w:rPr>
+            </w:pPr>
+            <w:r>
+              <w:rPr>
+                <w:rFonts w:hint="eastAsia"/>
+                <w:color w:val="000000"/>
+              </w:rPr>
+              <w:t>設置場所</w:t>
+            </w:r>
+          </w:p>
+        </w:tc>
+        <w:tc>
+          <w:tcPr>
+            <w:tcW w:w="7234" w:type="dxa"/>
+            <w:gridSpan w:val="4"/>
+            <w:tcBorders>
+              <w:top w:val="single" w:sz="4" w:space="0" w:color="000000"/>
+              <w:left w:val="single" w:sz="4" w:space="0" w:color="000000"/>
+              <w:bottom w:val="nil"/>
+              <w:right w:val="single" w:sz="4" w:space="0" w:color="000000"/>
+            </w:tcBorders>
+          </w:tcPr>
+          <w:p>
+            <w:pPr>
+              <w:spacing w:line="292" w:lineRule="atLeast"/>
+              <w:rPr>
+                <w:color w:val="000000"/>
+              </w:rPr>
+            </w:pPr>
+            <w:r>
+              <w:t xml:space="preserve">{{facilityLocation}}</w:t>
+            </w:r>
+          </w:p>
+        </w:tc>
+      </w:tr>
+      <w:tr>
+        <w:tblPrEx>
+          <w:tblCellMar>
+            <w:top w:w="0" w:type="dxa"/>
+            <w:bottom w:w="0" w:type="dxa"/>
+          </w:tblCellMar>
+        </w:tblPrEx>
+        <w:trPr>
+          <w:trHeight w:val="870"/>
+        </w:trPr>
+        <w:tc>
+          <w:tcPr>
+            <w:tcW w:w="2985" w:type="dxa"/>
+            <w:gridSpan w:val="3"/>
+            <w:tcBorders>
+              <w:top w:val="single" w:sz="4" w:space="0" w:color="000000"/>
+              <w:left w:val="single" w:sz="4" w:space="0" w:color="000000"/>
+              <w:bottom w:val="nil"/>
+              <w:right w:val="single" w:sz="4" w:space="0" w:color="000000"/>
+            </w:tcBorders>
+            <w:vAlign w:val="center"/>
+          </w:tcPr>
+          <w:p>
+            <w:pPr>
+              <w:spacing w:line="292" w:lineRule="atLeast"/>
+              <w:jc w:val="distribute"/>
+              <w:rPr>
+                <w:color w:val="000000"/>
+              </w:rPr>
+            </w:pPr>
+            <w:r>
+              <w:rPr>
+                <w:rFonts w:hint="eastAsia"/>
+                <w:color w:val="000000"/>
+              </w:rPr>
+              <w:t>区　　　　　　　分</w:t>
+            </w:r>
+          </w:p>
+        </w:tc>
+        <w:tc>
+          <w:tcPr>
+            <w:tcW w:w="3738" w:type="dxa"/>
+            <w:gridSpan w:val="2"/>
+            <w:tcBorders>
+              <w:top w:val="single" w:sz="4" w:space="0" w:color="000000"/>
+              <w:left w:val="single" w:sz="4" w:space="0" w:color="000000"/>
+              <w:bottom w:val="nil"/>
+              <w:right w:val="single" w:sz="4" w:space="0" w:color="000000"/>
+            </w:tcBorders>
+            <w:vAlign w:val="center"/>
+          </w:tcPr>
+          <w:p>
+            <w:pPr>
+              <w:spacing w:line="292" w:lineRule="atLeast"/>
+              <w:rPr>
+                <w:color w:val="000000"/>
+                <w:lang w:eastAsia="zh-TW"/>
+              </w:rPr>
+            </w:pPr>
+            <w:r>
+              <w:rPr>
+                <w:color w:val="000000"/>
+                <w:lang w:eastAsia="zh-TW"/>
+              </w:rPr>
+              <w:t xml:space="preserve">  </w:t>
+            </w:r>
+            <w:r>
+              <w:rPr>
+                <w:rFonts w:hint="eastAsia"/>
+                <w:color w:val="000000"/>
+                <w:lang w:eastAsia="zh-TW"/>
+              </w:rPr>
+              <w:t>選　　　　　　　　任</w:t>
+            </w:r>
+          </w:p>
+        </w:tc>
+        <w:tc>
+          <w:tcPr>
+            <w:tcW w:w="3496" w:type="dxa"/>
+            <w:gridSpan w:val="2"/>
+            <w:tcBorders>
+              <w:top w:val="single" w:sz="4" w:space="0" w:color="000000"/>
+              <w:left w:val="single" w:sz="4" w:space="0" w:color="000000"/>
+              <w:bottom w:val="nil"/>
+              <w:right w:val="single" w:sz="4" w:space="0" w:color="000000"/>
+            </w:tcBorders>
+            <w:vAlign w:val="center"/>
+          </w:tcPr>
+          <w:p>
+            <w:pPr>
+              <w:spacing w:line="292" w:lineRule="atLeast"/>
+              <w:rPr>
+                <w:color w:val="000000"/>
+              </w:rPr>
+            </w:pPr>
+            <w:r>
+              <w:rPr>
+                <w:color w:val="000000"/>
+                <w:lang w:eastAsia="zh-TW"/>
+              </w:rPr>
+              <w:t xml:space="preserve">  </w:t>
+            </w:r>
+            <w:r>
+              <w:rPr>
+                <w:rFonts w:hint="eastAsia"/>
+                <w:color w:val="000000"/>
+              </w:rPr>
+              <w:t>解　　　　　　　　任</w:t>
+            </w:r>
+          </w:p>
+        </w:tc>
+      </w:tr>
+      <w:tr>
+        <w:tblPrEx>
+          <w:tblCellMar>
+            <w:top w:w="0" w:type="dxa"/>
+            <w:bottom w:w="0" w:type="dxa"/>
+          </w:tblCellMar>
+        </w:tblPrEx>
+        <w:trPr>
+          <w:cantSplit/>
+          <w:trHeight w:val="870"/>
+        </w:trPr>
+        <w:tc>
+          <w:tcPr>
+            <w:tcW w:w="575" w:type="dxa"/>
+            <w:vMerge w:val="restart"/>
+            <w:tcBorders>
+              <w:top w:val="single" w:sz="4" w:space="0" w:color="000000"/>
+              <w:left w:val="single" w:sz="4" w:space="0" w:color="000000"/>
+              <w:bottom w:val="nil"/>
+              <w:right w:val="single" w:sz="4" w:space="0" w:color="000000"/>
+            </w:tcBorders>
+            <w:textDirection w:val="tbRlV"/>
+            <w:vAlign w:val="center"/>
+          </w:tcPr>
+          <w:p>
+            <w:pPr>
+              <w:spacing w:line="292" w:lineRule="atLeast"/>
+              <w:ind w:left="113" w:right="113"/>
+              <w:jc w:val="distribute"/>
+              <w:rPr>
+                <w:color w:val="000000"/>
+              </w:rPr>
+            </w:pPr>
+            <w:r>
+              <w:rPr>
+                <w:rFonts w:hint="eastAsia"/>
+                <w:color w:val="000000"/>
+              </w:rPr>
+              <w:t>危険物保安監督者</w:t>
+            </w:r>
+          </w:p>
+        </w:tc>
+        <w:tc>
+          <w:tcPr>
+            <w:tcW w:w="2410" w:type="dxa"/>
+            <w:gridSpan w:val="2"/>
+            <w:tcBorders>
+              <w:top w:val="single" w:sz="4" w:space="0" w:color="000000"/>
+              <w:left w:val="single" w:sz="4" w:space="0" w:color="000000"/>
+              <w:bottom w:val="nil"/>
+              <w:right w:val="single" w:sz="4" w:space="0" w:color="000000"/>
+            </w:tcBorders>
+            <w:vAlign w:val="center"/>
+          </w:tcPr>
+          <w:p>
+            <w:pPr>
+              <w:spacing w:line="292" w:lineRule="atLeast"/>
+              <w:jc w:val="distribute"/>
+              <w:rPr>
+                <w:color w:val="000000"/>
+              </w:rPr>
+            </w:pPr>
+            <w:r>
+              <w:rPr>
+                <w:rFonts w:hint="eastAsia"/>
+                <w:color w:val="000000"/>
+              </w:rPr>
+              <w:t>氏　　　　　名</w:t>
+            </w:r>
+          </w:p>
+        </w:tc>
+        <w:tc>
+          <w:tcPr>
+            <w:tcW w:w="3738" w:type="dxa"/>
+            <w:gridSpan w:val="2"/>
+            <w:tcBorders>
+              <w:top w:val="single" w:sz="4" w:space="0" w:color="000000"/>
+              <w:left w:val="single" w:sz="4" w:space="0" w:color="000000"/>
+              <w:bottom w:val="nil"/>
+              <w:right w:val="single" w:sz="4" w:space="0" w:color="000000"/>
+            </w:tcBorders>
+          </w:tcPr>
+          <w:p>
+            <w:pPr>
+              <w:spacing w:line="292" w:lineRule="atLeast"/>
+              <w:rPr>
+                <w:color w:val="000000"/>
+              </w:rPr>
+            </w:pPr>
+            <w:r>
+              <w:t xml:space="preserve">{{appointedName}}</w:t>
+            </w:r>
+          </w:p>
+        </w:tc>
+        <w:tc>
+          <w:tcPr>
+            <w:tcW w:w="3496" w:type="dxa"/>
+            <w:gridSpan w:val="2"/>
+            <w:tcBorders>
+              <w:top w:val="single" w:sz="4" w:space="0" w:color="000000"/>
+              <w:left w:val="single" w:sz="4" w:space="0" w:color="000000"/>
+              <w:bottom w:val="nil"/>
+              <w:right w:val="single" w:sz="4" w:space="0" w:color="000000"/>
+            </w:tcBorders>
+          </w:tcPr>
+          <w:p>
+            <w:pPr>
+              <w:spacing w:line="292" w:lineRule="atLeast"/>
+              <w:rPr>
+                <w:color w:val="000000"/>
+              </w:rPr>
+            </w:pPr>
+            <w:r>
+              <w:t xml:space="preserve">{{dismissedName}}</w:t>
+            </w:r>
+          </w:p>
+        </w:tc>
+      </w:tr>
+      <w:tr>
+        <w:tblPrEx>
+          <w:tblCellMar>
+            <w:top w:w="0" w:type="dxa"/>
+            <w:bottom w:w="0" w:type="dxa"/>
+          </w:tblCellMar>
+        </w:tblPrEx>
+        <w:trPr>
+          <w:cantSplit/>
+          <w:trHeight w:val="870"/>
+        </w:trPr>
+        <w:tc>
+          <w:tcPr>
+            <w:tcW w:w="575" w:type="dxa"/>
+            <w:vMerge/>
+            <w:tcBorders>
+              <w:top w:val="nil"/>
+              <w:left w:val="single" w:sz="4" w:space="0" w:color="000000"/>
+              <w:bottom w:val="nil"/>
+              <w:right w:val="single" w:sz="4" w:space="0" w:color="000000"/>
+            </w:tcBorders>
+          </w:tcPr>
+          <w:p>
+            <w:pPr>
+              <w:rPr>
+                <w:color w:val="000000"/>
+              </w:rPr>
+            </w:pPr>
+          </w:p>
+        </w:tc>
+        <w:tc>
+          <w:tcPr>
+            <w:tcW w:w="2410" w:type="dxa"/>
+            <w:gridSpan w:val="2"/>
+            <w:tcBorders>
+              <w:top w:val="single" w:sz="4" w:space="0" w:color="000000"/>
+              <w:left w:val="single" w:sz="4" w:space="0" w:color="000000"/>
+              <w:bottom w:val="nil"/>
+              <w:right w:val="single" w:sz="4" w:space="0" w:color="000000"/>
+            </w:tcBorders>
+            <w:vAlign w:val="center"/>
+          </w:tcPr>
+          <w:p>
+            <w:pPr>
+              <w:spacing w:line="292" w:lineRule="atLeast"/>
+              <w:jc w:val="distribute"/>
+              <w:rPr>
+                <w:color w:val="000000"/>
+              </w:rPr>
+            </w:pPr>
+            <w:r>
+              <w:rPr>
+                <w:rFonts w:hint="eastAsia"/>
+                <w:color w:val="000000"/>
+              </w:rPr>
+              <w:t>危険物取扱者</w:t>
+            </w:r>
+          </w:p>
+          <w:p>
+            <w:pPr>
+              <w:spacing w:line="292" w:lineRule="atLeast"/>
+              <w:jc w:val="distribute"/>
+              <w:rPr>
+                <w:color w:val="000000"/>
+              </w:rPr>
+            </w:pPr>
+            <w:r>
+              <w:rPr>
+                <w:rFonts w:hint="eastAsia"/>
+                <w:color w:val="000000"/>
+              </w:rPr>
+              <w:t>免</w:t>
+            </w:r>
+            <w:r>
+              <w:rPr>
+                <w:color w:val="000000"/>
+              </w:rPr>
+              <w:t xml:space="preserve"> </w:t>
+            </w:r>
+            <w:r>
+              <w:rPr>
+                <w:rFonts w:hint="eastAsia"/>
+                <w:color w:val="000000"/>
+              </w:rPr>
+              <w:t>状</w:t>
+            </w:r>
+            <w:r>
+              <w:rPr>
+                <w:color w:val="000000"/>
+              </w:rPr>
+              <w:t xml:space="preserve"> </w:t>
+            </w:r>
+            <w:r>
+              <w:rPr>
+                <w:rFonts w:hint="eastAsia"/>
+                <w:color w:val="000000"/>
+              </w:rPr>
+              <w:t>の</w:t>
+            </w:r>
+            <w:r>
+              <w:rPr>
+                <w:color w:val="000000"/>
+              </w:rPr>
+              <w:t xml:space="preserve"> </w:t>
+            </w:r>
+            <w:r>
+              <w:rPr>
+                <w:rFonts w:hint="eastAsia"/>
+                <w:color w:val="000000"/>
+              </w:rPr>
+              <w:t>種</w:t>
+            </w:r>
+            <w:r>
+              <w:rPr>
+                <w:color w:val="000000"/>
+              </w:rPr>
+              <w:t xml:space="preserve"> </w:t>
+            </w:r>
+            <w:r>
+              <w:rPr>
+                <w:rFonts w:hint="eastAsia"/>
+                <w:color w:val="000000"/>
+              </w:rPr>
+              <w:t>類</w:t>
+            </w:r>
+          </w:p>
+        </w:tc>
+        <w:tc>
+          <w:tcPr>
+            <w:tcW w:w="3738" w:type="dxa"/>
+            <w:gridSpan w:val="2"/>
+            <w:tcBorders>
+              <w:top w:val="single" w:sz="4" w:space="0" w:color="000000"/>
+              <w:left w:val="single" w:sz="4" w:space="0" w:color="000000"/>
+              <w:bottom w:val="nil"/>
+              <w:right w:val="single" w:sz="4" w:space="0" w:color="000000"/>
+            </w:tcBorders>
+          </w:tcPr>
+          <w:p>
+            <w:pPr>
+              <w:spacing w:line="292" w:lineRule="atLeast"/>
+              <w:rPr>
+                <w:color w:val="000000"/>
+              </w:rPr>
+            </w:pPr>
+            <w:r>
+              <w:t xml:space="preserve">{{appointedLicense}}</w:t>
+            </w:r>
+          </w:p>
+        </w:tc>
+        <w:tc>
+          <w:tcPr>
+            <w:tcW w:w="3496" w:type="dxa"/>
+            <w:gridSpan w:val="2"/>
+            <w:tcBorders>
+              <w:top w:val="single" w:sz="4" w:space="0" w:color="000000"/>
+              <w:left w:val="single" w:sz="4" w:space="0" w:color="000000"/>
+              <w:bottom w:val="nil"/>
+              <w:right w:val="single" w:sz="4" w:space="0" w:color="000000"/>
+              <w:tr2bl w:val="single" w:sz="4" w:space="0" w:color="auto"/>
+            </w:tcBorders>
+          </w:tcPr>
+          <w:p>
+            <w:pPr>
+              <w:spacing w:line="292" w:lineRule="atLeast"/>
+              <w:rPr>
+                <w:color w:val="000000"/>
+              </w:rPr>
+            </w:pPr>
+            <w:r>
+              <w:t xml:space="preserve">{{dismissedLicense}}</w:t>
+            </w:r>
+          </w:p>
+        </w:tc>
+      </w:tr>
+      <w:tr>
+        <w:tblPrEx>
+          <w:tblCellMar>
+            <w:top w:w="0" w:type="dxa"/>
+            <w:bottom w:w="0" w:type="dxa"/>
+          </w:tblCellMar>
+        </w:tblPrEx>
+        <w:trPr>
+          <w:cantSplit/>
+          <w:trHeight w:val="870"/>
+        </w:trPr>
+        <w:tc>
+          <w:tcPr>
+            <w:tcW w:w="575" w:type="dxa"/>
+            <w:vMerge/>
+            <w:tcBorders>
+              <w:top w:val="nil"/>
+              <w:left w:val="single" w:sz="4" w:space="0" w:color="000000"/>
+              <w:bottom w:val="nil"/>
+              <w:right w:val="single" w:sz="4" w:space="0" w:color="000000"/>
+            </w:tcBorders>
+          </w:tcPr>
+          <w:p>
+            <w:pPr>
+              <w:rPr>
+                <w:color w:val="000000"/>
+              </w:rPr>
+            </w:pPr>
+          </w:p>
+        </w:tc>
+        <w:tc>
+          <w:tcPr>
+            <w:tcW w:w="2410" w:type="dxa"/>
+            <w:gridSpan w:val="2"/>
+            <w:tcBorders>
+              <w:top w:val="single" w:sz="4" w:space="0" w:color="000000"/>
+              <w:left w:val="single" w:sz="4" w:space="0" w:color="000000"/>
+              <w:bottom w:val="nil"/>
+              <w:right w:val="single" w:sz="4" w:space="0" w:color="000000"/>
+            </w:tcBorders>
+            <w:vAlign w:val="center"/>
+          </w:tcPr>
+          <w:p>
+            <w:pPr>
+              <w:spacing w:line="292" w:lineRule="atLeast"/>
+              <w:jc w:val="distribute"/>
+              <w:rPr>
+                <w:color w:val="000000"/>
+              </w:rPr>
+            </w:pPr>
+            <w:r>
+              <w:rPr>
+                <w:rFonts w:hint="eastAsia"/>
+                <w:color w:val="000000"/>
+              </w:rPr>
+              <w:t>選</w:t>
+            </w:r>
+            <w:r>
+              <w:rPr>
+                <w:color w:val="000000"/>
+              </w:rPr>
+              <w:t xml:space="preserve"/>
+            </w:r>
+            <w:r>
+              <w:rPr>
+                <w:rFonts w:hint="eastAsia"/>
+                <w:color w:val="000000"/>
+              </w:rPr>
+              <w:t>任</w:t>
+            </w:r>
+            <w:r>
+              <w:rPr>
+                <w:color w:val="000000"/>
+              </w:rPr>
+              <w:t xml:space="preserve"/>
+            </w:r>
+            <w:r>
+              <w:rPr>
+                <w:rFonts w:hint="eastAsia"/>
+                <w:color w:val="000000"/>
+              </w:rPr>
+              <w:t>・</w:t>
+            </w:r>
+            <w:r>
+              <w:rPr>
+                <w:color w:val="000000"/>
+              </w:rPr>
+              <w:t xml:space="preserve"/>
+            </w:r>
+            <w:r>
+              <w:rPr>
+                <w:rFonts w:hint="eastAsia"/>
+                <w:color w:val="000000"/>
+              </w:rPr>
+              <w:t>解</w:t>
+            </w:r>
+            <w:r>
+              <w:rPr>
+                <w:color w:val="000000"/>
+              </w:rPr>
+              <w:t xml:space="preserve"/>
+            </w:r>
+            <w:r>
+              <w:rPr>
+                <w:rFonts w:hint="eastAsia"/>
+                <w:color w:val="000000"/>
+              </w:rPr>
+              <w:t>任</w:t>
+            </w:r>
+          </w:p>
+          <w:p>
+            <w:pPr>
+              <w:spacing w:line="292" w:lineRule="atLeast"/>
+              <w:jc w:val="distribute"/>
+              <w:rPr>
+                <w:color w:val="000000"/>
+              </w:rPr>
+            </w:pPr>
+            <w:r>
+              <w:rPr>
+                <w:rFonts w:hint="eastAsia"/>
+                <w:color w:val="000000"/>
+              </w:rPr>
+              <w:t>年</w:t>
+            </w:r>
+            <w:r>
+              <w:rPr>
+                <w:color w:val="000000"/>
+              </w:rPr>
+              <w:t xml:space="preserve"/>
+            </w:r>
+            <w:r>
+              <w:rPr>
+                <w:rFonts w:hint="eastAsia"/>
+                <w:color w:val="000000"/>
+              </w:rPr>
+              <w:t xml:space="preserve">月</w:t>
+            </w:r>
+            <w:r>
+              <w:rPr>
+                <w:color w:val="000000"/>
+              </w:rPr>
+              <w:t xml:space="preserve"/>
+            </w:r>
+            <w:r>
+              <w:rPr>
+                <w:rFonts w:hint="eastAsia"/>
+                <w:color w:val="000000"/>
+              </w:rPr>
+              <w:t>日</w:t>
+            </w:r>
+          </w:p>
+        </w:tc>
+        <w:tc>
+          <w:tcPr>
+            <w:tcW w:w="3738" w:type="dxa"/>
+            <w:gridSpan w:val="2"/>
+            <w:tcBorders>
+              <w:top w:val="single" w:sz="4" w:space="0" w:color="000000"/>
+              <w:left w:val="single" w:sz="4" w:space="0" w:color="000000"/>
+              <w:bottom w:val="nil"/>
+              <w:right w:val="single" w:sz="4" w:space="0" w:color="000000"/>
+            </w:tcBorders>
+            <w:vAlign w:val="center"/>
+          </w:tcPr>
+          <w:p>
+            <w:pPr>
+              <w:spacing w:line="292" w:lineRule="atLeast"/>
+              <w:rPr>
+                <w:color w:val="000000"/>
+              </w:rPr>
+            </w:pPr>
+            <w:r>
+              <w:rPr>
+                <w:color w:val="000000"/>
+              </w:rPr>
+              <w:t xml:space="preserve">{{appointmentDate}}</w:t>
+            </w:r>
+            <w:r>
+              <w:rPr>
+                <w:rFonts w:hint="eastAsia"/>
+                <w:color w:val="000000"/>
+              </w:rPr>
+              <w:t xml:space="preserve"/>
+            </w:r>
+            <w:r>
+              <w:rPr>
+                <w:color w:val="000000"/>
+              </w:rPr>
+              <w:t xml:space="preserve"/>
+            </w:r>
+            <w:r>
+              <w:rPr>
+                <w:rFonts w:hint="eastAsia"/>
+                <w:color w:val="000000"/>
+              </w:rPr>
+              <w:t xml:space="preserve"/>
+            </w:r>
+            <w:r>
+              <w:rPr>
+                <w:color w:val="000000"/>
+              </w:rPr>
+              <w:t xml:space="preserve"/>
+            </w:r>
+            <w:r>
+              <w:rPr>
+                <w:rFonts w:hint="eastAsia"/>
+                <w:color w:val="000000"/>
+              </w:rPr>
+              <w:t xml:space="preserve"/>
+            </w:r>
+          </w:p>
+        </w:tc>
+        <w:tc>
+          <w:tcPr>
+            <w:tcW w:w="3496" w:type="dxa"/>
+            <w:gridSpan w:val="2"/>
+            <w:tcBorders>
+              <w:top w:val="single" w:sz="4" w:space="0" w:color="000000"/>
+              <w:left w:val="single" w:sz="4" w:space="0" w:color="000000"/>
+              <w:bottom w:val="nil"/>
+              <w:right w:val="single" w:sz="4" w:space="0" w:color="000000"/>
+            </w:tcBorders>
+            <w:vAlign w:val="center"/>
+          </w:tcPr>
+          <w:p>
+            <w:pPr>
+              <w:spacing w:line="292" w:lineRule="atLeast"/>
+              <w:rPr>
+                <w:color w:val="000000"/>
+              </w:rPr>
+            </w:pPr>
+            <w:r>
+              <w:rPr>
+                <w:color w:val="000000"/>
+              </w:rPr>
+              <w:t xml:space="preserve">{{dismissalDate}}</w:t>
+            </w:r>
+            <w:r>
+              <w:rPr>
+                <w:rFonts w:hint="eastAsia"/>
+                <w:color w:val="000000"/>
+              </w:rPr>
+              <w:t xml:space="preserve"/>
+            </w:r>
+            <w:r>
+              <w:rPr>
+                <w:color w:val="000000"/>
+              </w:rPr>
+              <w:t xml:space="preserve"/>
+            </w:r>
+            <w:r>
+              <w:rPr>
+                <w:rFonts w:hint="eastAsia"/>
+                <w:color w:val="000000"/>
+              </w:rPr>
+              <w:t xml:space="preserve"/>
+            </w:r>
+            <w:r>
+              <w:rPr>
+                <w:color w:val="000000"/>
+              </w:rPr>
+              <w:t xml:space="preserve"/>
+            </w:r>
+            <w:r>
+              <w:rPr>
+                <w:rFonts w:hint="eastAsia"/>
+                <w:color w:val="000000"/>
+              </w:rPr>
+              <w:t xml:space="preserve"/>
+            </w:r>
+          </w:p>
+        </w:tc>
+      </w:tr>
+      <w:tr>
+        <w:tblPrEx>
+          <w:tblCellMar>
+            <w:top w:w="0" w:type="dxa"/>
+            <w:bottom w:w="0" w:type="dxa"/>
+          </w:tblCellMar>
+        </w:tblPrEx>
+        <w:trPr>
+          <w:trHeight w:val="588"/>
+        </w:trPr>
+        <w:tc>
+          <w:tcPr>
+            <w:tcW w:w="2985" w:type="dxa"/>
+            <w:gridSpan w:val="3"/>
+            <w:tcBorders>
+              <w:top w:val="double" w:sz="4" w:space="0" w:color="000000"/>
+              <w:left w:val="single" w:sz="4" w:space="0" w:color="000000"/>
+              <w:bottom w:val="nil"/>
+              <w:right w:val="single" w:sz="4" w:space="0" w:color="000000"/>
+            </w:tcBorders>
+            <w:vAlign w:val="center"/>
+          </w:tcPr>
+          <w:p>
+            <w:pPr>
+              <w:spacing w:line="292" w:lineRule="atLeast"/>
+              <w:rPr>
+                <w:color w:val="000000"/>
+              </w:rPr>
+            </w:pPr>
+            <w:r>
+              <w:rPr>
+                <w:color w:val="000000"/>
+              </w:rPr>
+              <w:t xml:space="preserve"> </w:t>
+            </w:r>
+            <w:r>
+              <w:rPr>
+                <w:rFonts w:hint="eastAsia"/>
+                <w:color w:val="000000"/>
+              </w:rPr>
+              <w:t>※　受　　付　　欄</w:t>
+            </w:r>
+          </w:p>
+        </w:tc>
+        <w:tc>
+          <w:tcPr>
+            <w:tcW w:w="7234" w:type="dxa"/>
+            <w:gridSpan w:val="4"/>
+            <w:tcBorders>
+              <w:top w:val="double" w:sz="4" w:space="0" w:color="000000"/>
+              <w:left w:val="single" w:sz="4" w:space="0" w:color="000000"/>
+              <w:bottom w:val="nil"/>
+              <w:right w:val="single" w:sz="4" w:space="0" w:color="000000"/>
+            </w:tcBorders>
+            <w:vAlign w:val="center"/>
+          </w:tcPr>
+          <w:p>
+            <w:pPr>
+              <w:spacing w:line="292" w:lineRule="atLeast"/>
+              <w:rPr>
+                <w:color w:val="000000"/>
+                <w:lang w:eastAsia="zh-TW"/>
+              </w:rPr>
+            </w:pPr>
+            <w:r>
+              <w:rPr>
+                <w:rFonts w:hint="eastAsia"/>
+                <w:color w:val="000000"/>
+                <w:lang w:eastAsia="zh-TW"/>
+              </w:rPr>
+              <w:t xml:space="preserve">　</w:t>
+            </w:r>
+            <w:r>
+              <w:rPr>
+                <w:color w:val="000000"/>
+                <w:lang w:eastAsia="zh-TW"/>
+              </w:rPr>
+              <w:t xml:space="preserve"> </w:t>
+            </w:r>
+            <w:r>
+              <w:rPr>
+                <w:rFonts w:hint="eastAsia"/>
+                <w:color w:val="000000"/>
+                <w:lang w:eastAsia="zh-TW"/>
+              </w:rPr>
+              <w:t xml:space="preserve">　　※　　　備　　　　　　　　　　　　考</w:t>
+            </w:r>
+          </w:p>
+        </w:tc>
+      </w:tr>
+      <w:tr>
+        <w:tblPrEx>
+          <w:tblCellMar>
+            <w:top w:w="0" w:type="dxa"/>
+            <w:bottom w:w="0" w:type="dxa"/>
+          </w:tblCellMar>
+        </w:tblPrEx>
+        <w:trPr>
+          <w:trHeight w:val="1710"/>
+        </w:trPr>
+        <w:tc>
+          <w:tcPr>
+            <w:tcW w:w="2985" w:type="dxa"/>
+            <w:gridSpan w:val="3"/>
+            <w:tcBorders>
+              <w:top w:val="single" w:sz="4" w:space="0" w:color="000000"/>
+              <w:left w:val="single" w:sz="4" w:space="0" w:color="000000"/>
+              <w:bottom w:val="single" w:sz="4" w:space="0" w:color="000000"/>
+              <w:right w:val="single" w:sz="4" w:space="0" w:color="000000"/>
+            </w:tcBorders>
+          </w:tcPr>
+          <w:p>
+            <w:pPr>
+              <w:spacing w:line="292" w:lineRule="atLeast"/>
+              <w:rPr>
+                <w:color w:val="000000"/>
+                <w:lang w:eastAsia="zh-TW"/>
+              </w:rPr>
+            </w:pPr>
+            <w:r>
+              <w:t xml:space="preserve">{{officialUseReceipt}}</w:t>
+            </w:r>
+          </w:p>
+        </w:tc>
+        <w:tc>
+          <w:tcPr>
+            <w:tcW w:w="7234" w:type="dxa"/>
+            <w:gridSpan w:val="4"/>
+            <w:tcBorders>
+              <w:top w:val="single" w:sz="4" w:space="0" w:color="000000"/>
+              <w:left w:val="single" w:sz="4" w:space="0" w:color="000000"/>
+              <w:bottom w:val="single" w:sz="4" w:space="0" w:color="000000"/>
+              <w:right w:val="single" w:sz="4" w:space="0" w:color="000000"/>
+            </w:tcBorders>
+          </w:tcPr>
+          <w:p>
+            <w:pPr>
+              <w:spacing w:line="292" w:lineRule="atLeast"/>
+              <w:rPr>
+                <w:color w:val="000000"/>
+                <w:lang w:eastAsia="zh-TW"/>
+              </w:rPr>
+            </w:pPr>
+            <w:r>
+              <w:t xml:space="preserve">{{officialUseRemarks}}</w:t>
+            </w:r>
+          </w:p>
+        </w:tc>
+      </w:tr>
+    </w:tbl>
+    <w:p>
+      <w:pPr>
+        <w:rPr>
+          <w:color w:val="000000"/>
+        </w:rPr>
+      </w:pPr>
+      <w:r>
+        <w:rPr>
+          <w:rFonts w:hint="eastAsia"/>
+          <w:color w:val="000000"/>
+          <w:lang w:eastAsia="zh-TW"/>
+        </w:rPr>
+        <w:t xml:space="preserve">　</w:t>
+      </w:r>
+      <w:r>
+        <w:rPr>
+          <w:rFonts w:hint="eastAsia"/>
+          <w:color w:val="000000"/>
+        </w:rPr>
+        <w:t>備考</w:t>
+      </w:r>
+      <w:r>
+        <w:rPr>
+          <w:color w:val="000000"/>
+        </w:rPr>
+        <w:t xml:space="preserve">  </w:t>
+      </w:r>
+      <w:r>
+        <w:rPr>
+          <w:rFonts w:hint="eastAsia"/>
+          <w:color w:val="000000"/>
+        </w:rPr>
+        <w:t>１　この用紙の大きさは、日本産</w:t>
+      </w:r>
+      <w:r>
+        <w:rPr>
+          <w:rFonts w:hint="eastAsia"/>
+          <w:color w:val="000000"/>
+        </w:rPr>
+        <w:t>業規格Ａ４とすること。</w:t>
+      </w:r>
+    </w:p>
+    <w:p>
+      <w:pPr>
+        <w:rPr>
+          <w:color w:val="000000"/>
+        </w:rPr>
+      </w:pPr>
+      <w:r>
+        <w:rPr>
+          <w:color w:val="000000"/>
+        </w:rPr>
+        <w:t xml:space="preserve">   </w:t>
+      </w:r>
+      <w:r>
+        <w:rPr>
+          <w:rFonts w:hint="eastAsia"/>
+          <w:color w:val="000000"/>
+        </w:rPr>
+        <w:t xml:space="preserve">　　</w:t>
+      </w:r>
+      <w:r>
+        <w:rPr>
+          <w:color w:val="000000"/>
+        </w:rPr>
+        <w:t xml:space="preserve"> </w:t>
+      </w:r>
+      <w:r>
+        <w:rPr>
+          <w:rFonts w:hint="eastAsia"/>
+          <w:color w:val="000000"/>
+        </w:rPr>
+        <w:t>２</w:t>
+      </w:r>
+      <w:r>
+        <w:rPr>
+          <w:color w:val="000000"/>
+        </w:rPr>
+        <w:t xml:space="preserve">  </w:t>
+      </w:r>
+      <w:r>
+        <w:rPr>
+          <w:rFonts w:hint="eastAsia"/>
+          <w:color w:val="000000"/>
+        </w:rPr>
+        <w:t>法人に</w:t>
+      </w:r>
+      <w:r>
+        <w:rPr>
+          <w:rFonts w:hint="eastAsia"/>
+          <w:color w:val="000000"/>
+        </w:rPr>
+        <w:t>あ</w:t>
+      </w:r>
+      <w:r>
+        <w:rPr>
+          <w:rFonts w:hint="eastAsia"/>
+          <w:color w:val="000000"/>
+        </w:rPr>
+        <w:t>つ</w:t>
+      </w:r>
+      <w:r>
+        <w:rPr>
+          <w:rFonts w:hint="eastAsia"/>
+          <w:color w:val="000000"/>
+        </w:rPr>
+        <w:t>て</w:t>
+      </w:r>
+      <w:r>
+        <w:rPr>
+          <w:rFonts w:hint="eastAsia"/>
+          <w:color w:val="000000"/>
+        </w:rPr>
+        <w:t>は</w:t>
+      </w:r>
+      <w:r>
+        <w:rPr>
+          <w:rFonts w:hint="eastAsia"/>
+          <w:color w:val="000000"/>
+        </w:rPr>
+        <w:t>、その名称、代表者氏名及び主たる事務所の所在地を記入</w:t>
+      </w:r>
+    </w:p>
+    <w:p>
+      <w:pPr>
+        <w:rPr>
+          <w:color w:val="000000"/>
+        </w:rPr>
+      </w:pPr>
+      <w:r>
+        <w:rPr>
+          <w:rFonts w:hint="eastAsia"/>
+          <w:color w:val="000000"/>
+        </w:rPr>
+        <w:t xml:space="preserve">　　　　　すること。</w:t>
+      </w:r>
+    </w:p>
+    <w:p>
+      <w:r>
+        <w:rPr>
+          <w:color w:val="000000"/>
+        </w:rPr>
+        <w:t xml:space="preserve">        </w:t>
+      </w:r>
+      <w:r>
+        <w:rPr>
+          <w:rFonts w:hint="eastAsia"/>
+          <w:color w:val="000000"/>
+        </w:rPr>
+        <w:t>３</w:t>
+      </w:r>
+      <w:r>
+        <w:rPr>
+          <w:color w:val="000000"/>
+        </w:rPr>
+        <w:t xml:space="preserve">  </w:t>
+      </w:r>
+      <w:r>
+        <w:rPr>
+          <w:rFonts w:hint="eastAsia"/>
+          <w:color w:val="000000"/>
+        </w:rPr>
+        <w:t>※印の欄は、記入しないこと。</w:t>
+      </w:r>
+      <w:r>
+        <w:rPr>
+          <w:color w:val="000000"/>
+        </w:rPr>
+        <w:t xml:space="preserve">                                        </w:t>
+      </w:r>
+    </w:p>
+    <w:sectPr>
+      <w:pgSz w:w="11906" w:h="16838"/>
+      <w:pgMar w:top="1304" w:right="566" w:bottom="850" w:left="850" w:header="720" w:footer="720" w:gutter="0"/>
+      <w:cols w:space="720"/>
+      <w:noEndnote/>
+      <w:docGrid w:type="linesAndChars" w:linePitch="293" w:charSpace="10838"/>
+    </w:sectPr>
+  </w:body>
+</w:document>
 </file>
 
 <file path=word/endnotes.xml><?xml version="1.0" encoding="utf-8"?>
